--- a/Combatv3/worldbuilding/renown_world.docx
+++ b/Combatv3/worldbuilding/renown_world.docx
@@ -157,7 +157,7 @@
           <w:sz w:val="48"/>
           <w:szCs w:val="48"/>
         </w:rPr>
-        <w:t xml:space="preserve">The Premise</w:t>
+        <w:t xml:space="preserve">The Age of Darkness</w:t>
       </w:r>
     </w:p>
     <w:p>
@@ -283,7 +283,7 @@
           <w:sz w:val="23"/>
           <w:szCs w:val="23"/>
         </w:rPr>
-        <w:t xml:space="preserve">As the storms rose over the mountains, the civilisation once pious left their golden cities as ash fell from the sky. These people migrated across the Sea of Ash into the boxed mountains of Lenaveron, where the Lenavorites issued their first record — the name of its home.</w:t>
+        <w:t xml:space="preserve">As the storms rose over the mountains, the civilisation once pious left their golden cities as ash fell from the sky. These people migrated across the sea of ash into the boxed mountains of Lenaveron, where the Lenavorites issued their first record — the name of its home.</w:t>
       </w:r>
     </w:p>
     <w:p>
@@ -1151,7 +1151,7 @@
           <w:sz w:val="21"/>
           <w:szCs w:val="21"/>
         </w:rPr>
-        <w:t xml:space="preserve">SLOP → One sea, and no name for the whole of it. Each shore names the water it can see, and the ring is wide enough that they are all describing something different.</w:t>
+        <w:t xml:space="preserve">WIP → One sea, and no name for the whole of it. Each shore names the water it can see, and the ring is wide enough that they are all describing something different.</w:t>
       </w:r>
     </w:p>
     <w:p>
@@ -1198,7 +1198,7 @@
           <w:sz w:val="21"/>
           <w:szCs w:val="21"/>
         </w:rPr>
-        <w:t xml:space="preserve">SLOP → Once the Great Monarchy that held the whole continent; the Great Fracture shattered it into warring city-states. Named for the final monarch — and for the empire, the dynasty, and the land, all synonymous. Fertile once: endless war (salted earth, deforestation) made it badlands, and the ruins are the former bounty. Recursive scarcity — the more they fought over the lessening fertile land, the less there was.</w:t>
+        <w:t xml:space="preserve">WIP → Once the Great Monarchy that held the whole continent; the Great Fracture shattered it into warring city-states. Named for the final monarch — and for the empire, the dynasty, and the land, all synonymous. Fertile once: endless war (salted earth, deforestation) made it badlands, and the ruins are the former bounty. Recursive scarcity — the more they fought over the lessening fertile land, the less there was.</w:t>
       </w:r>
     </w:p>
     <w:p>
@@ -1228,7 +1228,7 @@
           <w:sz w:val="21"/>
           <w:szCs w:val="21"/>
         </w:rPr>
-        <w:t xml:space="preserve">SLOP → Pastoralists, living as historical Highlanders did — herding clans under a chief they swear fealty to. The northern limit of Vorghith expansion: Vogen, their general, drove up to here in 1136 and no further. Also a Sarkopekt free-company node. When the Pincer was organised it was Highland clans who enlisted in the Mason-King's mercenary company in exchange for his services — paying in fealty-service rather than coin, which is how their oaths already work.</w:t>
+        <w:t xml:space="preserve">WIP → Pastoralists, living as historical Highlanders did — herding clans under a chief they swear fealty to. The northern limit of Vorghith expansion: Vogen, their general, drove up to here in 1136 and no further. Also a Sarkopekt free-company node. When the Pincer was organised it was Highland clans who enlisted in the Mason-King's mercenary company in exchange for his services — paying in fealty-service rather than coin, which is how their oaths already work.</w:t>
       </w:r>
     </w:p>
     <w:p>
@@ -1258,7 +1258,7 @@
           <w:sz w:val="21"/>
           <w:szCs w:val="21"/>
         </w:rPr>
-        <w:t xml:space="preserve">SLOP → Named for the warband of Pravak — the most well-trained Kragh warband of the early Fracture, which held the last remaining glen of tillable land for centuries. Their strong internal pact disallowed Vorghith infiltration: the one known counter to the problem that would later cost the Kraghs the bay, solved in one glen and never generalised. Their dual concentration on athleticism and strategy, plus intimate knowledge of the ground, let them posture every battle in the glen into their favour. Pravak is long gone, but his attention to positional strategy and tactics reshaped how the Kraghs train.</w:t>
+        <w:t xml:space="preserve">WIP → Named for the warband of Pravak — the most well-trained Kragh warband of the early Fracture, which held the last remaining glen of tillable land for centuries. Their strong internal pact disallowed Vorghith infiltration: the one known counter to the problem that would later cost the Kraghs the bay, solved in one glen and never generalised. Their dual concentration on athleticism and strategy, plus intimate knowledge of the ground, let them posture every battle in the glen into their favour. Pravak is long gone, but his attention to positional strategy and tactics reshaped how the Kraghs train.</w:t>
       </w:r>
     </w:p>
     <w:p>
@@ -1288,7 +1288,7 @@
           <w:sz w:val="21"/>
           <w:szCs w:val="21"/>
         </w:rPr>
-        <w:t xml:space="preserve">SLOP → The Kraghs hold that giants here destroy the weak and the outcast. A threat aimed at their own: giants that eat the weak is the story a glory-or-death culture tells to keep weakness from taking root. Nobody volunteers to test it.</w:t>
+        <w:t xml:space="preserve">WIP → The Kraghs hold that giants here destroy the weak and the outcast. A threat aimed at their own: giants that eat the weak is the story a glory-or-death culture tells to keep weakness from taking root. Nobody volunteers to test it.</w:t>
       </w:r>
     </w:p>
     <w:p>
@@ -1318,7 +1318,7 @@
           <w:sz w:val="21"/>
           <w:szCs w:val="21"/>
         </w:rPr>
-        <w:t xml:space="preserve">SLOP → A narrow pair of mountain ranges. The Drakteni hold a position and settlement here; the Kraghs hold the narrows against them.</w:t>
+        <w:t xml:space="preserve">WIP → A narrow pair of mountain ranges. The Drakteni hold a position and settlement here; the Kraghs hold the narrows against them.</w:t>
       </w:r>
     </w:p>
     <w:p>
@@ -1348,7 +1348,7 @@
           <w:sz w:val="21"/>
           <w:szCs w:val="21"/>
         </w:rPr>
-        <w:t xml:space="preserve">SLOP → Named for Vogen, the Vorghith general whose signature was assassinating opponents by public execution. The best prison-turned-fortress and island bay on the continent — abandoned by the Kraghs when they could no longer tell who among them was Vorghith, and inherited by the prisoners. Public execution is psychological and economic warfare, not battlefield glory: a Kragh kills you in open combat for honour, Vogen hangs you in the square so everyone watches.</w:t>
+        <w:t xml:space="preserve">WIP → Named for Vogen, the Vorghith general whose signature was assassinating opponents by public execution. The best prison-turned-fortress and island bay on the continent — abandoned by the Kraghs when they could no longer tell who among them was Vorghith, and inherited by the prisoners. Public execution is psychological and economic warfare, not battlefield glory: a Kragh kills you in open combat for honour, Vogen hangs you in the square so everyone watches.</w:t>
       </w:r>
     </w:p>
     <w:p>
@@ -1395,7 +1395,7 @@
           <w:sz w:val="21"/>
           <w:szCs w:val="21"/>
         </w:rPr>
-        <w:t xml:space="preserve">SLOP → Castle in the mountains. The heath where the Trusteki grew crops through the Blight using ancient trade secrets, working together to survive the diseased land. Named for what it endured — and it doubles as reverse-marketing to keep people from coming. Received the migration from the Coloured Mountains at the opening of the Age of Plenty.</w:t>
+        <w:t xml:space="preserve">WIP → Castle in the mountains. The heath where the Trusteki grew crops through the Blight using ancient trade secrets, working together to survive the diseased land. Named for what it endured — and it doubles as reverse-marketing to keep people from coming. Received the migration from the Coloured Mountains at the opening of the Age of Plenty.</w:t>
       </w:r>
     </w:p>
     <w:p>
@@ -1425,7 +1425,7 @@
           <w:sz w:val="21"/>
           <w:szCs w:val="21"/>
         </w:rPr>
-        <w:t xml:space="preserve">SLOP → The soil south of Blighthold turned blood red after the Blight, and Scarlet trees grew from it — a verdant swelling, trees reaching the size of the old wood of Fair Whitewood within a single generation. Produces the best wood in the world. The most damaged land became the most valuable, and they would never fight the earth again.</w:t>
+        <w:t xml:space="preserve">WIP → The soil south of Blighthold turned blood red after the Blight, and Scarlet trees grew from it — a verdant swelling, trees reaching the size of the old wood of Fair Whitewood within a single generation. Produces the best wood in the world. The most damaged land became the most valuable, and they would never fight the earth again.</w:t>
       </w:r>
     </w:p>
     <w:p>
@@ -1455,7 +1455,7 @@
           <w:sz w:val="21"/>
           <w:szCs w:val="21"/>
         </w:rPr>
-        <w:t xml:space="preserve">SLOP → The ancient continent where the Trusteki first formed as farmers worshipping the old deity Trusti. Their migration to Blighthold opens the Age of Plenty.</w:t>
+        <w:t xml:space="preserve">WIP → The ancient continent where the Trusteki first formed as farmers worshipping the old deity Trusti. Their migration to Blighthold opens the Age of Plenty.</w:t>
       </w:r>
     </w:p>
     <w:p>
@@ -1485,7 +1485,7 @@
           <w:sz w:val="21"/>
           <w:szCs w:val="21"/>
         </w:rPr>
-        <w:t xml:space="preserve">SLOP → A natural port with plentiful mines, found by Trusteki who built ships and fled east after the Blight — where they met Prowess and became the Drakteni. Now one end of the Ithiss-to-Prezish illicit route (Heathport to the Wharf of St. Brannoch).</w:t>
+        <w:t xml:space="preserve">WIP → A natural port with plentiful mines, found by Trusteki who built ships and fled east after the Blight — where they met Prowess and became the Drakteni. Now one end of the Ithiss-to-Prezish illicit route (Heathport to the Wharf of St. Brannoch).</w:t>
       </w:r>
     </w:p>
     <w:p>
@@ -1515,7 +1515,7 @@
           <w:sz w:val="21"/>
           <w:szCs w:val="21"/>
         </w:rPr>
-        <w:t xml:space="preserve">SLOP → Drakteni seat. Their craft is conquest: firepower built to expand beyond the continent, campaigns constantly funded and refunded. It is also the smallest landmass for the size of the culture on it — the engine of everything they do. They colonise to make room for themselves as an empire.</w:t>
+        <w:t xml:space="preserve">WIP → Drakteni seat. Their craft is conquest: firepower built to expand beyond the continent, campaigns constantly funded and refunded. It is also the smallest landmass for the size of the culture on it — the engine of everything they do. They colonise to make room for themselves as an empire.</w:t>
       </w:r>
     </w:p>
     <w:p>
@@ -1562,7 +1562,7 @@
           <w:sz w:val="21"/>
           <w:szCs w:val="21"/>
         </w:rPr>
-        <w:t xml:space="preserve">SLOP → Ithiss heartland. An anarchic aristocracy of brotherhoods and guilds forming criminal empires — no central authority, but a rigid internal hierarchy of the feared and successful.</w:t>
+        <w:t xml:space="preserve">WIP → Ithiss heartland. An anarchic aristocracy of brotherhoods and guilds forming criminal empires — no central authority, but a rigid internal hierarchy of the feared and successful.</w:t>
       </w:r>
     </w:p>
     <w:p>
@@ -1592,7 +1592,7 @@
           <w:sz w:val="21"/>
           <w:szCs w:val="21"/>
         </w:rPr>
-        <w:t xml:space="preserve">SLOP → A natural chokepoint of narrow paths, labyrinths, and slot canyons, found and controlled by the isseth from their underground network — reached in secret, held without garrison. Where Trusteki caravans learned the dangers of the south, and the route by which Ithiss who wanted another life ventured north.</w:t>
+        <w:t xml:space="preserve">WIP → A natural chokepoint of narrow paths, labyrinths, and slot canyons, found and controlled by the Ithiss from their underground network — reached in secret, held without garrison. Where Trusteki caravans learned the dangers of the south, and the route by which Ithiss who wanted another life ventured north.</w:t>
       </w:r>
     </w:p>
     <w:p>
@@ -1622,7 +1622,7 @@
           <w:sz w:val="21"/>
           <w:szCs w:val="21"/>
         </w:rPr>
-        <w:t xml:space="preserve">SLOP → Shared water — isseth and Prezish both. Where Trusteki venturing south met the Ithiss coming north, forming the Prezish.</w:t>
+        <w:t xml:space="preserve">WIP → Shared water — Ithiss and Prezish both. Where Trusteki venturing south met the Ithiss coming north, forming the Prezish.</w:t>
       </w:r>
     </w:p>
     <w:p>
@@ -1652,7 +1652,7 @@
           <w:sz w:val="21"/>
           <w:szCs w:val="21"/>
         </w:rPr>
-        <w:t xml:space="preserve">SLOP → A weaponized false exonym. The dismissive name was given by outsiders, and the locals keep it deliberately — a bay named for filth attracts no attention and lowers a merchant's guard. Prezish seat: pirates, smugglers, brokers, money-lenders and profiteers. The name is the first move of the con.</w:t>
+        <w:t xml:space="preserve">WIP → A weaponized false exonym. The dismissive name was given by outsiders, and the locals keep it deliberately — a bay named for filth attracts no attention and lowers a merchant's guard. Prezish seat: pirates, smugglers, brokers, money-lenders and profiteers. The name is the first move of the con.</w:t>
       </w:r>
     </w:p>
     <w:p>
@@ -1699,7 +1699,7 @@
           <w:sz w:val="21"/>
           <w:szCs w:val="21"/>
         </w:rPr>
-        <w:t xml:space="preserve">SLOP → Named by the Lenavorites after themselves when they migrated north and west out of the frozen tundra — the first written record in the world. Papacy heartland; seat of the Papal Palace (Anumaranth) and the Inquisitorial Palace (Ollanenor).</w:t>
+        <w:t xml:space="preserve">WIP → Named by the Lenavorites after themselves when they migrated north and west out of the frozen tundra — the first written record in the world. Papacy heartland; seat of the Papal Palace (Anumaranth) and the Inquisitorial Palace (Ollanenor).</w:t>
       </w:r>
     </w:p>
     <w:p>
@@ -1729,7 +1729,7 @@
           <w:sz w:val="21"/>
           <w:szCs w:val="21"/>
         </w:rPr>
-        <w:t xml:space="preserve">SLOP → Sacred to the crusader order. Pilgrims come to 'meet the God of Gods' — and the Belvareth cut them down; the meeting is death. Theologically correct from inside: seeking Esselantheum directly is the blasphemy, and Melvanar's doctrine spreads by the reduction of false gods. Everyone sincere, nobody lying. The only land left untouched by the Great Fracture.</w:t>
+        <w:t xml:space="preserve">WIP → Sacred to the crusader order. Pilgrims come to 'meet the God of Gods' — and the Belvareth cut them down; the meeting is death. Theologically correct from inside: seeking Esselantheum directly is the blasphemy, and Melvanar's doctrine spreads by the reduction of false gods. Everyone sincere, nobody lying. The only land left untouched by the Great Fracture.</w:t>
       </w:r>
     </w:p>
     <w:p>
@@ -1759,7 +1759,7 @@
           <w:sz w:val="21"/>
           <w:szCs w:val="21"/>
         </w:rPr>
-        <w:t xml:space="preserve">SLOP → Not a border — a proving ground. The strongest warbands and warlords come here on purpose to test themselves against the Belvareth, known as the best warriors in the world; some believe they truly are their god's wrath made manifest. A frontier under conquest-pressure would fall or expand; a proving ground stays exactly where it is forever, because both sides want it to. Never paved: hallowed ground, where the world comes to be measured. Men reaped like wheat.</w:t>
+        <w:t xml:space="preserve">WIP → Not a border — a proving ground. The strongest warbands and warlords come here on purpose to test themselves against the Belvareth, known as the best warriors in the world; some believe they truly are their god's wrath made manifest. A frontier under conquest-pressure would fall or expand; a proving ground stays exactly where it is forever, because both sides want it to. Never paved: hallowed ground, where the world comes to be measured. Men reaped like wheat.</w:t>
       </w:r>
     </w:p>
     <w:p>
@@ -1789,7 +1789,7 @@
           <w:sz w:val="21"/>
           <w:szCs w:val="21"/>
         </w:rPr>
-        <w:t xml:space="preserve">SLOP → The frozen south-eastern tundra the Lenavorites abandoned. Site of the Great Basilica — an old-wonder of the vanished high civilization. The graveyards and basilicas were left to crumble and the old gods forgotten: abandoned institutions, not dead beings. The Madekites chase the lost technology of the Basilica still.</w:t>
+        <w:t xml:space="preserve">WIP → The frozen south-eastern tundra the Lenavorites abandoned. Site of the Great Basilica — an old-wonder of the vanished high civilization. The graveyards and basilicas were left to crumble and the old gods forgotten: abandoned institutions, not dead beings. The Madekites chase the lost technology of the Basilica still.</w:t>
       </w:r>
     </w:p>
     <w:p>
@@ -1819,7 +1819,7 @@
           <w:sz w:val="21"/>
           <w:szCs w:val="21"/>
         </w:rPr>
-        <w:t xml:space="preserve">SLOP → Wintery forested mountain pass. Settled by Trusteki who moved north 'seeking religion' and became the Madekites — hard tundra rich with quarries, where the pain and sacrifice of building is devotion. Their fortress-cathedrals exist because the expansionist Drakteni will not stop coming.</w:t>
+        <w:t xml:space="preserve">WIP → Wintery forested mountain pass. Settled by Trusteki who moved north 'seeking religion' and became the Madekites — hard tundra rich with quarries, where the pain and sacrifice of building is devotion. Their fortress-cathedrals exist because the expansionist Drakteni will not stop coming.</w:t>
       </w:r>
     </w:p>
     <w:p>
@@ -1849,7 +1849,7 @@
           <w:sz w:val="21"/>
           <w:szCs w:val="21"/>
         </w:rPr>
-        <w:t xml:space="preserve">SLOP → Named by the Lenavorites who built simple rafts and fled west after the Fracture — many and most fell ill on the journey and died, only to find a worse swampy wetland to settle, inhabited by bandits and conmen of the immoral kind.</w:t>
+        <w:t xml:space="preserve">WIP → Named by the Lenavorites who built simple rafts and fled west after the Fracture — many and most fell ill on the journey and died, only to find a worse swampy wetland to settle, inhabited by bandits and conmen of the immoral kind.</w:t>
       </w:r>
     </w:p>
     <w:p>
@@ -1879,7 +1879,7 @@
           <w:sz w:val="21"/>
           <w:szCs w:val="21"/>
         </w:rPr>
-        <w:t xml:space="preserve">SLOP → Swampy wetland at the end of the Strait of Sorrow. Shassolin territory — administrators and missionaries of the false religion, stranded frontier clergy abandoned and repurposed.</w:t>
+        <w:t xml:space="preserve">WIP → Swampy wetland at the end of the Strait of Sorrow. Shassolin territory — administrators and missionaries of the false religion, stranded frontier clergy abandoned and repurposed.</w:t>
       </w:r>
     </w:p>
     <w:p>
@@ -1909,7 +1909,7 @@
           <w:sz w:val="21"/>
           <w:szCs w:val="21"/>
         </w:rPr>
-        <w:t xml:space="preserve">SLOP → Named for a saint. A natural sanctuary off the coast of Lenaveron, and the busiest of the Sarkopekt nodes — where city-states, warbands and travelling nomads hire themselves out. Also the far end of the Ithiss-to-Prezish illicit route from Heathport.</w:t>
+        <w:t xml:space="preserve">WIP → Named for a saint. A natural sanctuary off the coast of Lenaveron, and the busiest of the Sarkopekt nodes — where city-states, warbands and travelling nomads hire themselves out. Also the far end of the Ithiss-to-Prezish illicit route from Heathport.</w:t>
       </w:r>
     </w:p>
     <w:p>
@@ -1956,7 +1956,7 @@
           <w:sz w:val="21"/>
           <w:szCs w:val="21"/>
         </w:rPr>
-        <w:t xml:space="preserve">SLOP → A vast open sea of doldrums.</w:t>
+        <w:t xml:space="preserve">WIP → A vast open sea of doldrums.</w:t>
       </w:r>
     </w:p>
     <w:p>
@@ -1986,7 +1986,7 @@
           <w:sz w:val="21"/>
           <w:szCs w:val="21"/>
         </w:rPr>
-        <w:t xml:space="preserve">SLOP → Tumultuous. Mythology holds that flying drakes destroy ships to protect it. Borders the Prowess corner.</w:t>
+        <w:t xml:space="preserve">WIP → Tumultuous. Mythology holds that flying drakes destroy ships to protect it. Borders the Prowess corner.</w:t>
       </w:r>
     </w:p>
     <w:p>
@@ -2016,7 +2016,7 @@
           <w:sz w:val="21"/>
           <w:szCs w:val="21"/>
         </w:rPr>
-        <w:t xml:space="preserve">SLOP → Where miracles are said to have happened.</w:t>
+        <w:t xml:space="preserve">WIP → Where miracles are said to have happened.</w:t>
       </w:r>
     </w:p>
     <w:p>
@@ -2046,7 +2046,7 @@
           <w:sz w:val="21"/>
           <w:szCs w:val="21"/>
         </w:rPr>
-        <w:t xml:space="preserve">SLOP → Fraught with Drakteni and Sarkopekt — where the damned are sent to meet their deserved fate. The name is honest by accident: what is actually out there is a conquest fleet and mercenary free companies of unknown allegiance. Whether the damnation is theological or just Drakteni siege-ships depends on who you ask.</w:t>
+        <w:t xml:space="preserve">WIP → Fraught with Drakteni and Sarkopekt — where the damned are sent to meet their deserved fate. The name is honest by accident: what is actually out there is a conquest fleet and mercenary free companies of unknown allegiance. Whether the damnation is theological or just Drakteni siege-ships depends on who you ask.</w:t>
       </w:r>
     </w:p>
     <w:p>
@@ -2076,7 +2076,7 @@
           <w:sz w:val="21"/>
           <w:szCs w:val="21"/>
         </w:rPr>
-        <w:t xml:space="preserve">SLOP → The centre island, and the world's name. Grounded and educated: home to the Academic Halls, the technocratic senate, and the Duke. Place-names here are plain common-tongue (The Duchy's Mouth, Bay of Renown).</w:t>
+        <w:t xml:space="preserve">WIP → The centre island, and the world's name. Grounded and educated: home to the Academic Halls, the technocratic senate, and the Duke. Place-names here are plain common-tongue (The Duchy's Mouth, Bay of Renown).</w:t>
       </w:r>
     </w:p>
     <w:p>
@@ -2106,7 +2106,7 @@
           <w:sz w:val="21"/>
           <w:szCs w:val="21"/>
         </w:rPr>
-        <w:t xml:space="preserve">SLOP → Known historically as the seat of Mason-King Karalius II — shipwright and builder of masonry citadels, the expensive solution that always worked. His wealth was recognised, not self-styled. Now a Sarkopekt node sitting between the seat of power and the war-market.</w:t>
+        <w:t xml:space="preserve">WIP → Known historically as the seat of Mason-King Karalius II — shipwright and builder of masonry citadels, the expensive solution that always worked. His wealth was recognised, not self-styled. Now a Sarkopekt node sitting between the seat of power and the war-market.</w:t>
       </w:r>
     </w:p>
     <w:p>
@@ -2136,7 +2136,7 @@
           <w:sz w:val="21"/>
           <w:szCs w:val="21"/>
         </w:rPr>
-        <w:t xml:space="preserve">SLOP → Named for what came out of the shipyard raised on its then-unnamed shore. The Pincer folded the Belvareth here — the only defeat ever recorded of them.</w:t>
+        <w:t xml:space="preserve">WIP → Named for what came out of the shipyard raised on its then-unnamed shore. The Pincer folded the Belvareth here — the only defeat ever recorded of them.</w:t>
       </w:r>
     </w:p>
     <w:p>
@@ -2166,7 +2166,7 @@
           <w:sz w:val="21"/>
           <w:szCs w:val="21"/>
         </w:rPr>
-        <w:t xml:space="preserve">SLOP → A sea completely contaminated by Ash. Crossable, but it yields nothing — no fish, no drinking water. You carry everything across it or you do not arrive. Some say it is the ash of the old gods.</w:t>
+        <w:t xml:space="preserve">WIP → A sea completely contaminated by Ash. Crossable, but it yields nothing — no fish, no drinking water. You carry everything across it or you do not arrive. Some say it is the ash of the old gods.</w:t>
       </w:r>
     </w:p>
     <w:p>
@@ -2196,7 +2196,7 @@
           <w:sz w:val="21"/>
           <w:szCs w:val="21"/>
         </w:rPr>
-        <w:t xml:space="preserve">SLOP → A beautiful tropical archipelago — paradise as bait. Where the false god manifested among the excommunicated (expelled for failing to recognise the Tetramorph). The only place in the world where Esselantheum is spoken aloud; saying it is the sales pitch.</w:t>
+        <w:t xml:space="preserve">WIP → A beautiful tropical archipelago — paradise as bait. Where the false god manifested among the excommunicated (expelled for failing to recognise the Tetramorph). The only place in the world where Esselantheum is spoken aloud; saying it is the sales pitch.</w:t>
       </w:r>
     </w:p>
     <w:p>
@@ -2226,7 +2226,7 @@
           <w:sz w:val="21"/>
           <w:szCs w:val="21"/>
         </w:rPr>
-        <w:t xml:space="preserve">SLOP → Twelve islands. A diaspora zone receiving displaced Prowess x Industry peoples, governed by the Voldrastel — neutral wardens of the trade routes, safe passage and honest brokering for a toll and a broker's fee.</w:t>
+        <w:t xml:space="preserve">WIP → Twelve islands. A diaspora zone receiving displaced Prowess x Industry peoples, governed by the Voldrastel — neutral wardens of the trade routes, safe passage and honest brokering for a toll and a broker's fee.</w:t>
       </w:r>
     </w:p>
     <w:p>
@@ -2256,7 +2256,7 @@
           <w:sz w:val="21"/>
           <w:szCs w:val="21"/>
         </w:rPr>
-        <w:t xml:space="preserve">SLOP → Home of the exiled pretender's people, driven out during the Great Fracture and never possessing the means to return — the harder now with Sarkopekt free companies patrolling the Sea of Damnation under unknown allegiance.</w:t>
+        <w:t xml:space="preserve">WIP → Home of the exiled pretender's people, driven out during the Great Fracture and never possessing the means to return — the harder now with Sarkopekt free companies patrolling the Sea of Damnation under unknown allegiance.</w:t>
       </w:r>
     </w:p>
     <w:p>
@@ -2286,7 +2286,7 @@
           <w:sz w:val="21"/>
           <w:szCs w:val="21"/>
         </w:rPr>
-        <w:t xml:space="preserve">SLOP → A Sarkopekt free-company node.</w:t>
+        <w:t xml:space="preserve">WIP → A Sarkopekt free-company node.</w:t>
       </w:r>
     </w:p>
     <w:p>
@@ -2453,7 +2453,7 @@
                 <w:sz w:val="18"/>
                 <w:szCs w:val="18"/>
               </w:rPr>
-              <w:t xml:space="preserve">SLOP → The Draggath Empire suddenly collapsed. A great storm came, changing the geography of the entire world over the course of several generations. North-west: disease and blight. South-west: a bountiful land — tall forests, tropical islands teeming with plenty. South-east: mire, a faint reminder of the land of the old gods. North-east: desolate wasteland, crumbling the Empire's reach into civil war over the last dying flora and fertile soil.</w:t>
+              <w:t xml:space="preserve">WIP → The Draggath Empire suddenly collapsed. A great storm came, changing the geography of the entire world over the course of several generations. North-west: disease and blight. South-west: a bountiful land — tall forests, tropical islands teeming with plenty. South-east: mire, a faint reminder of the land of the old gods. North-east: desolate wasteland, crumbling the Empire's reach into civil war over the last dying flora and fertile soil.</w:t>
             </w:r>
           </w:p>
         </w:tc>
@@ -2616,7 +2616,7 @@
                 <w:sz w:val="18"/>
                 <w:szCs w:val="18"/>
               </w:rPr>
-              <w:t xml:space="preserve">SLOP → The Great Fracture. Draggath falls.</w:t>
+              <w:t xml:space="preserve">WIP → The Great Fracture. Draggath falls.</w:t>
             </w:r>
           </w:p>
         </w:tc>
@@ -2674,7 +2674,7 @@
                 <w:sz w:val="18"/>
                 <w:szCs w:val="18"/>
               </w:rPr>
-              <w:t xml:space="preserve">SLOP → Geography transforms over several generations. Lenavorites build simple rafts and flee west — naming the Strait of Sorrow, as many and most fell ill on the journey and died, only to find a worse swampy wetland to settle, inhabited by bandits and conmen of the immoral kind.</w:t>
+              <w:t xml:space="preserve">WIP → Geography transforms over several generations. Lenavorites build simple rafts and flee west — naming the Strait of Sorrow, as many and most fell ill on the journey and died, only to find a worse swampy wetland to settle, inhabited by bandits and conmen of the immoral kind.</w:t>
             </w:r>
           </w:p>
         </w:tc>
@@ -2732,7 +2732,7 @@
                 <w:sz w:val="18"/>
                 <w:szCs w:val="18"/>
               </w:rPr>
-              <w:t xml:space="preserve">SLOP → The Ithiss leave their underground cities as the climate changes.</w:t>
+              <w:t xml:space="preserve">WIP → The Ithiss leave their underground cities as the climate changes.</w:t>
             </w:r>
           </w:p>
         </w:tc>
@@ -2790,7 +2790,7 @@
                 <w:sz w:val="18"/>
                 <w:szCs w:val="18"/>
               </w:rPr>
-              <w:t xml:space="preserve">SLOP → The civil war — the primary motif of the timeline, but not the only thing happening. Recursive scarcity: the more they fought over the lessening fertile land, the less fertile land there was to fight over, and the more they had to fight to claim it. Trusteki and Lenavorites migrate throughout.</w:t>
+              <w:t xml:space="preserve">WIP → The civil war — the primary motif of the timeline, but not the only thing happening. Recursive scarcity: the more they fought over the lessening fertile land, the less fertile land there was to fight over, and the more they had to fight to claim it. Trusteki and Lenavorites migrate throughout.</w:t>
             </w:r>
           </w:p>
         </w:tc>
@@ -2848,7 +2848,7 @@
                 <w:sz w:val="18"/>
                 <w:szCs w:val="18"/>
               </w:rPr>
-              <w:t xml:space="preserve">SLOP → The Trusteki endure the Blight, using ancient trade secrets to grow crops in the heath of what was soon dubbed Blighthold, working together to survive the diseased land.</w:t>
+              <w:t xml:space="preserve">WIP → The Trusteki endure the Blight, using ancient trade secrets to grow crops in the heath of what was soon dubbed Blighthold, working together to survive the diseased land.</w:t>
             </w:r>
           </w:p>
         </w:tc>
@@ -3011,7 +3011,7 @@
                 <w:sz w:val="18"/>
                 <w:szCs w:val="18"/>
               </w:rPr>
-              <w:t xml:space="preserve">SLOP → From the proliferation of the Scarlet Forest, the migration to Blighthold from the Coloured Mountains, and the general capacity to move at sea.</w:t>
+              <w:t xml:space="preserve">WIP → From the proliferation of the Scarlet Forest, the migration to Blighthold from the Coloured Mountains, and the general capacity to move at sea.</w:t>
             </w:r>
           </w:p>
         </w:tc>
@@ -3069,7 +3069,7 @@
                 <w:sz w:val="18"/>
                 <w:szCs w:val="18"/>
               </w:rPr>
-              <w:t xml:space="preserve">SLOP → The soil south of Blighthold turns blood red; Scarlet trees grow from it. A verdant swelling — trees reaching the size of the old wood of Fair Whitewood within a single generation. The Trusteki's skill lets them survive and repel the blight.</w:t>
+              <w:t xml:space="preserve">WIP → The soil south of Blighthold turns blood red; Scarlet trees grow from it. A verdant swelling — trees reaching the size of the old wood of Fair Whitewood within a single generation. The Trusteki's skill lets them survive and repel the blight.</w:t>
             </w:r>
           </w:p>
         </w:tc>
@@ -3127,7 +3127,7 @@
                 <w:sz w:val="18"/>
                 <w:szCs w:val="18"/>
               </w:rPr>
-              <w:t xml:space="preserve">SLOP → The migrations. Some Trusteki, not stalwart, move north seeking religion in the wintery forested mountain pass of Fair Whitewood. Others build ships and flee east, finding a natural port dubbed Heathport with plentiful mines. Others venture south to the archipelago of the Marrow Shoals, meeting the fleeing Ithiss coming from the south, seeking another way of life.</w:t>
+              <w:t xml:space="preserve">WIP → The migrations. Some Trusteki, not stalwart, move north seeking religion in the wintery forested mountain pass of Fair Whitewood. Others build ships and flee east, finding a natural port dubbed Heathport with plentiful mines. Others venture south to the archipelago of the Marrow Shoals, meeting the fleeing Ithiss coming from the south, seeking another way of life.</w:t>
             </w:r>
           </w:p>
         </w:tc>
@@ -3185,7 +3185,7 @@
                 <w:sz w:val="18"/>
                 <w:szCs w:val="18"/>
               </w:rPr>
-              <w:t xml:space="preserve">SLOP → The utopia. Survival and cooperative spirit propel the Trusteki into a great utopia — far from perfect. Wealth eventually outpaces meaning; criminality and indulgence follow.</w:t>
+              <w:t xml:space="preserve">WIP → The utopia. Survival and cooperative spirit propel the Trusteki into a great utopia — far from perfect. Wealth eventually outpaces meaning; criminality and indulgence follow.</w:t>
             </w:r>
           </w:p>
         </w:tc>
@@ -3348,7 +3348,7 @@
                 <w:sz w:val="18"/>
                 <w:szCs w:val="18"/>
               </w:rPr>
-              <w:t xml:space="preserve">SLOP → Lenavorites are scattered in tiny abbeys, priories and monasteries, forming many small orders. These begin combining into larger and larger administrative bodies in the search of truth. Rises as a response to the excess and over-indulgence of the Industrial utopia.</w:t>
+              <w:t xml:space="preserve">WIP → Lenavorites are scattered in tiny abbeys, priories and monasteries, forming many small orders. These begin combining into larger and larger administrative bodies in the search of truth. Rises as a response to the excess and over-indulgence of the Industrial utopia.</w:t>
             </w:r>
           </w:p>
         </w:tc>
@@ -3406,7 +3406,7 @@
                 <w:sz w:val="18"/>
                 <w:szCs w:val="18"/>
               </w:rPr>
-              <w:t xml:space="preserve">SLOP → The unifying force. The four gods are recorded — Ollanenor, Anumaranth, Melvanar, Lorenthal. The papacy begins at this moment. Mission work starts as a collective movement.</w:t>
+              <w:t xml:space="preserve">WIP → The unifying force. The four gods are recorded — Ollanenor, Anumaranth, Melvanar, Lorenthal. The papacy begins at this moment. Mission work starts as a collective movement.</w:t>
             </w:r>
           </w:p>
         </w:tc>
@@ -3464,7 +3464,7 @@
                 <w:sz w:val="18"/>
                 <w:szCs w:val="18"/>
               </w:rPr>
-              <w:t xml:space="preserve">SLOP → The Inquisition appears — mostly idle and symbolic. As proof of the absence of any other false gods, they do nothing.</w:t>
+              <w:t xml:space="preserve">WIP → The Inquisition appears — mostly idle and symbolic. As proof of the absence of any other false gods, they do nothing.</w:t>
             </w:r>
           </w:p>
         </w:tc>
@@ -3522,7 +3522,7 @@
                 <w:sz w:val="18"/>
                 <w:szCs w:val="18"/>
               </w:rPr>
-              <w:t xml:space="preserve">SLOP → Peak reach. Missions carry the faith to the furthest shores, and the bureaucracy doubles, and doubles again.</w:t>
+              <w:t xml:space="preserve">WIP → Peak reach. Missions carry the faith to the furthest shores, and the bureaucracy doubles, and doubles again.</w:t>
             </w:r>
           </w:p>
         </w:tc>
@@ -3685,7 +3685,7 @@
                 <w:sz w:val="18"/>
                 <w:szCs w:val="18"/>
               </w:rPr>
-              <w:t xml:space="preserve">SLOP → Consolidating the small orders into one papacy required declaring who stood outside it. Excommunications for failing to recognize the Tetramorph — and the excommunicated go somewhere.</w:t>
+              <w:t xml:space="preserve">WIP → Consolidating the small orders into one papacy required declaring who stood outside it. Excommunications for failing to recognize the Tetramorph — and the excommunicated go somewhere.</w:t>
             </w:r>
           </w:p>
         </w:tc>
@@ -3743,7 +3743,7 @@
                 <w:sz w:val="18"/>
                 <w:szCs w:val="18"/>
               </w:rPr>
-              <w:t xml:space="preserve">SLOP → The false god manifests on Prophet's Landing, among the excommunicated. A schism of distance as much as doctrine — out past where the papacy's reach ended. By the time the center noticed, it was an institution.</w:t>
+              <w:t xml:space="preserve">WIP → The false god manifests on Prophet's Landing, among the excommunicated. A schism of distance as much as doctrine — out past where the papacy's reach ended. By the time the center noticed, it was an institution.</w:t>
             </w:r>
           </w:p>
         </w:tc>
@@ -3801,7 +3801,7 @@
                 <w:sz w:val="18"/>
                 <w:szCs w:val="18"/>
               </w:rPr>
-              <w:t xml:space="preserve">SLOP → The Inquisition seizes government. It began as a response to stifle the False Prophet. The papacy is reduced to collection and administration — Anumaranth's Order of the True Word still records everything and rules nothing. The Inquisition rules. The religion turns gothic horror: a timeline of hysteria and control.</w:t>
+              <w:t xml:space="preserve">WIP → The Inquisition seizes government. It began as a response to stifle the False Prophet. The papacy is reduced to collection and administration — Anumaranth's Order of the True Word still records everything and rules nothing. The Inquisition rules. The religion turns gothic horror: a timeline of hysteria and control.</w:t>
             </w:r>
           </w:p>
         </w:tc>
@@ -3859,7 +3859,7 @@
                 <w:sz w:val="18"/>
                 <w:szCs w:val="18"/>
               </w:rPr>
-              <w:t xml:space="preserve">SLOP → The paranoia engine. The Inquisition keeps growing and preys on its own people, ever more suspicious that the Lenavorites themselves are converting to the False Prophet. The threat is unfalsifiable (conversion is internal), so the work can never conclude. Suspicion → confession → proof → more suspicion. Worse: every purge exiles converts to Prophet's Landing, manufacturing the thing it fears. Free recruitment for the false church, funded by the orthodoxy's own fear.</w:t>
+              <w:t xml:space="preserve">WIP → The paranoia engine. The Inquisition keeps growing and preys on its own people, ever more suspicious that the Lenavorites themselves are converting to the False Prophet. The threat is unfalsifiable (conversion is internal), so the work can never conclude. Suspicion → confession → proof → more suspicion. Worse: every purge exiles converts to Prophet's Landing, manufacturing the thing it fears. Free recruitment for the false church, funded by the orthodoxy's own fear.</w:t>
             </w:r>
           </w:p>
         </w:tc>
@@ -3917,7 +3917,7 @@
                 <w:sz w:val="18"/>
                 <w:szCs w:val="18"/>
               </w:rPr>
-              <w:t xml:space="preserve">SLOP → The Ossensteins — little-known until now — fund and propel the False Prophet's word, as a matter of profit and of control over their own people. A cartel that invented a church to keep its workforce obedient.</w:t>
+              <w:t xml:space="preserve">WIP → The Ossensteins — little-known until now — fund and propel the False Prophet's word, as a matter of profit and of control over their own people. A cartel that invented a church to keep its workforce obedient.</w:t>
             </w:r>
           </w:p>
         </w:tc>
@@ -3975,7 +3975,7 @@
                 <w:sz w:val="18"/>
                 <w:szCs w:val="18"/>
               </w:rPr>
-              <w:t xml:space="preserve">SLOP → The edges break off. The papacy's administration crumbles under its own size — not completely, but the frontier shears away. Distant dioceses stop answering. The Shassolin were not infiltrators: they were church administrators and missionaries on the frontier when the connection to the center failed — abandoned and repurposed. Criminals and Machiavellians climb the cracks into aristocratic power. The papacy knows and denies.</w:t>
+              <w:t xml:space="preserve">WIP → The edges break off. The papacy's administration crumbles under its own size — not completely, but the frontier shears away. Distant dioceses stop answering. The Shassolin were not infiltrators: they were church administrators and missionaries on the frontier when the connection to the center failed — abandoned and repurposed. Criminals and Machiavellians climb the cracks into aristocratic power. The papacy knows and denies.</w:t>
             </w:r>
           </w:p>
         </w:tc>
@@ -4033,7 +4033,7 @@
                 <w:sz w:val="18"/>
                 <w:szCs w:val="18"/>
               </w:rPr>
-              <w:t xml:space="preserve">SLOP → The reign of the puppetmasters. Raiders and piracy flourish in ungoverned water. Chaos as decentralization, not apocalypse.</w:t>
+              <w:t xml:space="preserve">WIP → The reign of the puppetmasters. Raiders and piracy flourish in ungoverned water. Chaos as decentralization, not apocalypse.</w:t>
             </w:r>
           </w:p>
         </w:tc>
@@ -4196,7 +4196,7 @@
                 <w:sz w:val="18"/>
                 <w:szCs w:val="18"/>
               </w:rPr>
-              <w:t xml:space="preserve">SLOP → The return to power. Stable tension after the dramatic ages — a perfect balance of power and everyone's motivations within it. (The start date is contested: the Astravantheliad argue it began earlier; the True Word insists on the recorded year, and revising it would be blasphemy.).</w:t>
+              <w:t xml:space="preserve">WIP → The return to power. Stable tension after the dramatic ages — a perfect balance of power and everyone's motivations within it. (The start date is contested: the Astravantheliad argue it began earlier; the True Word insists on the recorded year, and revising it would be blasphemy.).</w:t>
             </w:r>
           </w:p>
         </w:tc>
@@ -4254,7 +4254,7 @@
                 <w:sz w:val="18"/>
                 <w:szCs w:val="18"/>
               </w:rPr>
-              <w:t xml:space="preserve">SLOP → The present day. A generation or two into the Age.</w:t>
+              <w:t xml:space="preserve">WIP → The present day. A generation or two into the Age.</w:t>
             </w:r>
           </w:p>
         </w:tc>
@@ -5117,7 +5117,7 @@
           <w:sz w:val="21"/>
           <w:szCs w:val="21"/>
         </w:rPr>
-        <w:t xml:space="preserve">SLOP → The primary traders and suppliers of the world. This is what keeps them functioning with no martial might and relatively stable: they are indispensable. You do not raid the people who supply you. Their safety is economic, not military — wealthy and powerful while focused on the craft, outputting to whoever is willing to purchase. They are the honest base layer every other trade culture acts upon: the Prezish corner it, the Voldrastel guard it, the Vorghith strangle it, the Ithiss fence through it, the Sarkopekt sell arms alongside it.</w:t>
+        <w:t xml:space="preserve">WIP → The primary traders and suppliers of the world. This is what keeps them functioning with no martial might and relatively stable: they are indispensable. You do not raid the people who supply you. Their safety is economic, not military — wealthy and powerful while focused on the craft, outputting to whoever is willing to purchase. They are the honest base layer every other trade culture acts upon: the Prezish corner it, the Voldrastel guard it, the Vorghith strangle it, the Ithiss fence through it, the Sarkopekt sell arms alongside it.</w:t>
       </w:r>
     </w:p>
     <w:p>
@@ -5148,7 +5148,108 @@
           <w:sz w:val="21"/>
           <w:szCs w:val="21"/>
         </w:rPr>
-        <w:t xml:space="preserve">SLOP → Almost none. Families producing and competing in the same craft are judged by the market, not by each other — competition is externalised onto an impartial arbiter, so there is no advantage to seize by scheming. The familial trade and craft dynasties are so old that the market is legible: everyone understands what it needs, families step in to fill the gaps, and it is all respected by other Trusteki. No Cunning here. The structural anti-isseth: both lack a central authority, but Cunning turns that into predation and Industry turns it into a guild. It is also why the Ossensteins had to leave — you cannot be a puppetmaster among people who will not play the game.</w:t>
+        <w:t xml:space="preserve">WIP → Almost none. Families producing and competing in the same craft are judged by the market, not by each other — competition is externalised onto an impartial arbiter, so there is no advantage to seize by scheming. The familial trade and craft dynasties are so old that the market is legible: everyone understands what it needs, families step in to fill the gaps, and it is all respected by other Trusteki. No Cunning here. The structural anti-Ithiss: both lack a central authority, but Cunning turns that into predation and Industry turns it into a guild. It is also why the Ossensteins had to leave — you cannot be a puppetmaster among people who will not play the game.</w:t>
+      </w:r>
+    </w:p>
+    <w:p>
+      <w:pPr>
+        <w:pStyle w:val="Heading2"/>
+        <w:spacing w:after="100" w:line="300"/>
+      </w:pPr>
+      <w:r>
+        <w:rPr>
+          <w:rFonts w:ascii="Georgia" w:cs="Georgia" w:eastAsia="Georgia" w:hAnsi="Georgia"/>
+          <w:b/>
+          <w:bCs/>
+          <w:color w:val="1C1C20"/>
+          <w:sz w:val="26"/>
+          <w:szCs w:val="26"/>
+        </w:rPr>
+        <w:t xml:space="preserve">Relations</w:t>
+      </w:r>
+    </w:p>
+    <w:p>
+      <w:pPr>
+        <w:spacing w:after="140" w:line="300"/>
+      </w:pPr>
+      <w:r>
+        <w:rPr>
+          <w:rFonts w:ascii="Georgia" w:cs="Georgia" w:eastAsia="Georgia" w:hAnsi="Georgia"/>
+          <w:color w:val="1C1C20"/>
+          <w:sz w:val="21"/>
+          <w:szCs w:val="21"/>
+        </w:rPr>
+        <w:t xml:space="preserve">Lenavorites — mixed with — The Tithe against the papal contract — the same hand taxes and buys.</w:t>
+      </w:r>
+    </w:p>
+    <w:p>
+      <w:pPr>
+        <w:spacing w:after="140" w:line="300"/>
+      </w:pPr>
+      <w:r>
+        <w:rPr>
+          <w:rFonts w:ascii="Georgia" w:cs="Georgia" w:eastAsia="Georgia" w:hAnsi="Georgia"/>
+          <w:color w:val="1C1C20"/>
+          <w:sz w:val="21"/>
+          <w:szCs w:val="21"/>
+        </w:rPr>
+        <w:t xml:space="preserve">Sarkopekt — ally — Lumber for safe passage - trade at the Bay of Lost Hope.</w:t>
+      </w:r>
+    </w:p>
+    <w:p>
+      <w:pPr>
+        <w:spacing w:after="140" w:line="300"/>
+      </w:pPr>
+      <w:r>
+        <w:rPr>
+          <w:rFonts w:ascii="Georgia" w:cs="Georgia" w:eastAsia="Georgia" w:hAnsi="Georgia"/>
+          <w:color w:val="1C1C20"/>
+          <w:sz w:val="21"/>
+          <w:szCs w:val="21"/>
+        </w:rPr>
+        <w:t xml:space="preserve">Ithiss — wary of — Fearful of the syndicates that bleed their profits.</w:t>
+      </w:r>
+    </w:p>
+    <w:p>
+      <w:pPr>
+        <w:spacing w:after="140" w:line="300"/>
+      </w:pPr>
+      <w:r>
+        <w:rPr>
+          <w:rFonts w:ascii="Georgia" w:cs="Georgia" w:eastAsia="Georgia" w:hAnsi="Georgia"/>
+          <w:color w:val="1C1C20"/>
+          <w:sz w:val="21"/>
+          <w:szCs w:val="21"/>
+        </w:rPr>
+        <w:t xml:space="preserve">Vorghith — preys on them — Stolen ships against the trade routes - the sea raid on the market's lifelines.</w:t>
+      </w:r>
+    </w:p>
+    <w:p>
+      <w:pPr>
+        <w:spacing w:after="140" w:line="300"/>
+      </w:pPr>
+      <w:r>
+        <w:rPr>
+          <w:rFonts w:ascii="Georgia" w:cs="Georgia" w:eastAsia="Georgia" w:hAnsi="Georgia"/>
+          <w:color w:val="1C1C20"/>
+          <w:sz w:val="21"/>
+          <w:szCs w:val="21"/>
+        </w:rPr>
+        <w:t xml:space="preserve">Madekites — supplies them — Most of the masonry skill and supply for the Trusteki.</w:t>
+      </w:r>
+    </w:p>
+    <w:p>
+      <w:pPr>
+        <w:spacing w:after="140" w:line="300"/>
+      </w:pPr>
+      <w:r>
+        <w:rPr>
+          <w:rFonts w:ascii="Georgia" w:cs="Georgia" w:eastAsia="Georgia" w:hAnsi="Georgia"/>
+          <w:color w:val="1C1C20"/>
+          <w:sz w:val="21"/>
+          <w:szCs w:val="21"/>
+        </w:rPr>
+        <w:t xml:space="preserve">Kraghs — depends on them — They cannot feed or move themselves - reliant on Trusteki supply lines.</w:t>
       </w:r>
     </w:p>
     <w:p>
@@ -6004,7 +6105,80 @@
           <w:sz w:val="21"/>
           <w:szCs w:val="21"/>
         </w:rPr>
-        <w:t xml:space="preserve">SLOP → Primary supplier of illegally sourced fenced goods to the Prezish, who take them to market. Unscrupulous and conniving, willing to step over anyone, moving stolen and illicit goods from Heathport to the Wharf of St. Brannoch.</w:t>
+        <w:t xml:space="preserve">WIP → Primary supplier of illegally sourced fenced goods to the Prezish, who take them to market. Unscrupulous and conniving, willing to step over anyone, moving stolen and illicit goods from Heathport to the Wharf of St. Brannoch.</w:t>
+      </w:r>
+    </w:p>
+    <w:p>
+      <w:pPr>
+        <w:pStyle w:val="Heading2"/>
+        <w:spacing w:after="100" w:line="300"/>
+      </w:pPr>
+      <w:r>
+        <w:rPr>
+          <w:rFonts w:ascii="Georgia" w:cs="Georgia" w:eastAsia="Georgia" w:hAnsi="Georgia"/>
+          <w:b/>
+          <w:bCs/>
+          <w:color w:val="1C1C20"/>
+          <w:sz w:val="26"/>
+          <w:szCs w:val="26"/>
+        </w:rPr>
+        <w:t xml:space="preserve">Relations</w:t>
+      </w:r>
+    </w:p>
+    <w:p>
+      <w:pPr>
+        <w:spacing w:after="140" w:line="300"/>
+      </w:pPr>
+      <w:r>
+        <w:rPr>
+          <w:rFonts w:ascii="Georgia" w:cs="Georgia" w:eastAsia="Georgia" w:hAnsi="Georgia"/>
+          <w:color w:val="1C1C20"/>
+          <w:sz w:val="21"/>
+          <w:szCs w:val="21"/>
+        </w:rPr>
+        <w:t xml:space="preserve">Shassolin — preys on — Working the Shassolin's serfs — robbery, caravans, rebellion.</w:t>
+      </w:r>
+    </w:p>
+    <w:p>
+      <w:pPr>
+        <w:spacing w:after="140" w:line="300"/>
+      </w:pPr>
+      <w:r>
+        <w:rPr>
+          <w:rFonts w:ascii="Georgia" w:cs="Georgia" w:eastAsia="Georgia" w:hAnsi="Georgia"/>
+          <w:color w:val="1C1C20"/>
+          <w:sz w:val="21"/>
+          <w:szCs w:val="21"/>
+        </w:rPr>
+        <w:t xml:space="preserve">Prezish — supplies — The fenced-goods pipeline — illicit source to the market-hand.</w:t>
+      </w:r>
+    </w:p>
+    <w:p>
+      <w:pPr>
+        <w:spacing w:after="140" w:line="300"/>
+      </w:pPr>
+      <w:r>
+        <w:rPr>
+          <w:rFonts w:ascii="Georgia" w:cs="Georgia" w:eastAsia="Georgia" w:hAnsi="Georgia"/>
+          <w:color w:val="1C1C20"/>
+          <w:sz w:val="21"/>
+          <w:szCs w:val="21"/>
+        </w:rPr>
+        <w:t xml:space="preserve">Trusteki — preys on — The primary prey — Trusteki caravans, first met at Crag Pass.</w:t>
+      </w:r>
+    </w:p>
+    <w:p>
+      <w:pPr>
+        <w:spacing w:after="140" w:line="300"/>
+      </w:pPr>
+      <w:r>
+        <w:rPr>
+          <w:rFonts w:ascii="Georgia" w:cs="Georgia" w:eastAsia="Georgia" w:hAnsi="Georgia"/>
+          <w:color w:val="1C1C20"/>
+          <w:sz w:val="21"/>
+          <w:szCs w:val="21"/>
+        </w:rPr>
+        <w:t xml:space="preserve">Lenavorites — seeks to convert them — The Inquisition seeks to leash the anarchy through religion.</w:t>
       </w:r>
     </w:p>
     <w:p>
@@ -6846,7 +7020,7 @@
           <w:sz w:val="26"/>
           <w:szCs w:val="26"/>
         </w:rPr>
-        <w:t xml:space="preserve">Rivals</w:t>
+        <w:t xml:space="preserve">Relations</w:t>
       </w:r>
     </w:p>
     <w:p>
@@ -6860,7 +7034,63 @@
           <w:sz w:val="21"/>
           <w:szCs w:val="21"/>
         </w:rPr>
-        <w:t xml:space="preserve">Voldrastel — SLOP → The trade routes — predator vs protector.</w:t>
+        <w:t xml:space="preserve">Sarkopekt — ally — The arms market — Prezish supply lines and brokered deals.</w:t>
+      </w:r>
+    </w:p>
+    <w:p>
+      <w:pPr>
+        <w:spacing w:after="140" w:line="300"/>
+      </w:pPr>
+      <w:r>
+        <w:rPr>
+          <w:rFonts w:ascii="Georgia" w:cs="Georgia" w:eastAsia="Georgia" w:hAnsi="Georgia"/>
+          <w:color w:val="1C1C20"/>
+          <w:sz w:val="21"/>
+          <w:szCs w:val="21"/>
+        </w:rPr>
+        <w:t xml:space="preserve">Ithiss — patron of — A wonderful arrangement - pay a pittance, charge a fortune.</w:t>
+      </w:r>
+    </w:p>
+    <w:p>
+      <w:pPr>
+        <w:spacing w:after="140" w:line="300"/>
+      </w:pPr>
+      <w:r>
+        <w:rPr>
+          <w:rFonts w:ascii="Georgia" w:cs="Georgia" w:eastAsia="Georgia" w:hAnsi="Georgia"/>
+          <w:color w:val="1C1C20"/>
+          <w:sz w:val="21"/>
+          <w:szCs w:val="21"/>
+        </w:rPr>
+        <w:t xml:space="preserve">Voldrastel — rival of — The trade routes — predator vs protector.</w:t>
+      </w:r>
+    </w:p>
+    <w:p>
+      <w:pPr>
+        <w:spacing w:after="140" w:line="300"/>
+      </w:pPr>
+      <w:r>
+        <w:rPr>
+          <w:rFonts w:ascii="Georgia" w:cs="Georgia" w:eastAsia="Georgia" w:hAnsi="Georgia"/>
+          <w:color w:val="1C1C20"/>
+          <w:sz w:val="21"/>
+          <w:szCs w:val="21"/>
+        </w:rPr>
+        <w:t xml:space="preserve">Astravantheliad — patron of them — The rare-goods pipeline — the collector at the clean end of a dirty chain.</w:t>
+      </w:r>
+    </w:p>
+    <w:p>
+      <w:pPr>
+        <w:spacing w:after="140" w:line="300"/>
+      </w:pPr>
+      <w:r>
+        <w:rPr>
+          <w:rFonts w:ascii="Georgia" w:cs="Georgia" w:eastAsia="Georgia" w:hAnsi="Georgia"/>
+          <w:color w:val="1C1C20"/>
+          <w:sz w:val="21"/>
+          <w:szCs w:val="21"/>
+        </w:rPr>
+        <w:t xml:space="preserve">Ossensteins — controls them — Rumoured to manage the Prezish trade and brokering.</w:t>
       </w:r>
     </w:p>
     <w:p>
@@ -7716,7 +7946,7 @@
           <w:sz w:val="21"/>
           <w:szCs w:val="21"/>
         </w:rPr>
-        <w:t xml:space="preserve">SLOP → Neutral defenders of the trade routes and seas — safe passage and honest brokering as an intermediary, for a toll and a broker's fee. The stoic wardens of the world's roads and sea routes: powerful, and wielded for good.</w:t>
+        <w:t xml:space="preserve">WIP → Neutral defenders of the trade routes and seas — safe passage and honest brokering as an intermediary, for a toll and a broker's fee. The stoic wardens of the world's roads and sea routes: powerful, and wielded for good.</w:t>
       </w:r>
     </w:p>
     <w:p>
@@ -7747,7 +7977,7 @@
           <w:sz w:val="21"/>
           <w:szCs w:val="21"/>
         </w:rPr>
-        <w:t xml:space="preserve">SLOP → The carry trade. Model: the Dutch Republic fused with 18th-century Britain. From the Dutch — a merchant-republic governed by the trading class itself, wealth from the entrepot (facilitating flow, not owning production), financial instruments, defensive survival by being too costly to take and too useful to destroy, and tolerance as commercial policy. From Britain — balance-of-power doctrine, naval command of the routes, coalition-shifting to prevent any hegemon, and a virtue that happens to be profitable. In a world of fifteen cultures fighting over what they can hold, the Voldrastel win by holding nothing and moving everything.</w:t>
+        <w:t xml:space="preserve">WIP → The carry trade. Model: the Dutch Republic fused with 18th-century Britain. From the Dutch — a merchant-republic governed by the trading class itself, wealth from the entrepot (facilitating flow, not owning production), financial instruments, defensive survival by being too costly to take and too useful to destroy, and tolerance as commercial policy. From Britain — balance-of-power doctrine, naval command of the routes, coalition-shifting to prevent any hegemon, and a virtue that happens to be profitable. In a world of fifteen cultures fighting over what they can hold, the Voldrastel win by holding nothing and moving everything.</w:t>
       </w:r>
     </w:p>
     <w:p>
@@ -7778,7 +8008,7 @@
           <w:sz w:val="21"/>
           <w:szCs w:val="21"/>
         </w:rPr>
-        <w:t xml:space="preserve">SLOP → Status-quo enforcers. They want the world's general balance maintained, because the more control their antagonists gain, the less footing and bargaining power they have. Their morality and their interest point the same way — not hypocrisy, but the structure of a carry-trade balancer: you genuinely believe in the open system because the open system is what makes you rich. Four fronts: out-manoeuvre the Drakteni (expansion changes the board); interdict the Prezish (predators on the flow they guarantee); relieve the Madekites when needed (same front as the Drakteni — defend the victim to check the aggressor); shield the Trusteki (protect the producer, protect the whole trade order).</w:t>
+        <w:t xml:space="preserve">WIP → Status-quo enforcers. They want the world's general balance maintained, because the more control their antagonists gain, the less footing and bargaining power they have. Their morality and their interest point the same way — not hypocrisy, but the structure of a carry-trade balancer: you genuinely believe in the open system because the open system is what makes you rich. Four fronts: out-manoeuvre the Drakteni (expansion changes the board); interdict the Prezish (predators on the flow they guarantee); relieve the Madekites when needed (same front as the Drakteni — defend the victim to check the aggressor); shield the Trusteki (protect the producer, protect the whole trade order).</w:t>
       </w:r>
     </w:p>
     <w:p>
@@ -7809,7 +8039,7 @@
           <w:sz w:val="21"/>
           <w:szCs w:val="21"/>
         </w:rPr>
-        <w:t xml:space="preserve">SLOP → Their reach is not infinite. They oppose all destabilisation in principle but must triage. Ossensteins: rarely even recognised — you cannot oppose a hand you cannot see, and their invisibility is their immunity. (The irony: the culture whose entire purpose is stopping board-owners is blind to the faction that already won.) Cailendroffs: currently self-contained — a threat in potential, not in motion, so no expenditure is warranted yet; but the Cailendroffs are actively recruiting toward a crusade, so the non-action is provisional. False Prophet: a spiritual threat, headed off by the Lenavorites — the church's front, not the wardens'. Implicit division of labour: the Lenavorite administration polices belief, the Voldrastel police the routes.</w:t>
+        <w:t xml:space="preserve">WIP → Their reach is not infinite. They oppose all destabilisation in principle but must triage. Ossensteins: rarely even recognised — you cannot oppose a hand you cannot see, and their invisibility is their immunity. (The irony: the culture whose entire purpose is stopping board-owners is blind to the faction that already won.) Cailendroffs: currently self-contained — a threat in potential, not in motion, so no expenditure is warranted yet; but the Cailendroffs are actively recruiting toward a crusade, so the non-action is provisional. False Prophet: a spiritual threat, headed off by the Lenavorites — the church's front, not the wardens'. Implicit division of labour: the Lenavorite administration polices belief, the Voldrastel police the routes.</w:t>
       </w:r>
     </w:p>
     <w:p>
@@ -7840,7 +8070,7 @@
           <w:sz w:val="21"/>
           <w:szCs w:val="21"/>
         </w:rPr>
-        <w:t xml:space="preserve">SLOP → They hold the Cailendroff Edict a fraud and would take the pretender's success over his failure. A unified Draggath Wastes is an objective good to a culture that thrives on trade and unification: peace ends the perpetual civil war, opens the northeast to routes, and creates one negotiable partner instead of a thousand warbands. They are not rooting for the Cailendroffs — they would settle for them. Legitimacy is the church's concern; the Voldrastel care about the outcome. They would crown A liar to close A wound.</w:t>
+        <w:t xml:space="preserve">WIP → They hold the Cailendroff Edict a fraud and would take the pretender's success over his failure. A unified Draggath Wastes is an objective good to a culture that thrives on trade and unification: peace ends the perpetual civil war, opens the northeast to routes, and creates one negotiable partner instead of a thousand warbands. They are not rooting for the Cailendroffs — they would settle for them. Legitimacy is the church's concern; the Voldrastel care about the outcome. They would crown A liar to close A wound.</w:t>
       </w:r>
     </w:p>
     <w:p>
@@ -7857,7 +8087,7 @@
           <w:sz w:val="26"/>
           <w:szCs w:val="26"/>
         </w:rPr>
-        <w:t xml:space="preserve">Rivals</w:t>
+        <w:t xml:space="preserve">Relations</w:t>
       </w:r>
     </w:p>
     <w:p>
@@ -7871,7 +8101,77 @@
           <w:sz w:val="21"/>
           <w:szCs w:val="21"/>
         </w:rPr>
-        <w:t xml:space="preserve">Prezish — SLOP → The trade routes — predator vs protector.</w:t>
+        <w:t xml:space="preserve">Lenavorites — protects — The monolith is good for tolls — a stable superpower means taxable traffic.</w:t>
+      </w:r>
+    </w:p>
+    <w:p>
+      <w:pPr>
+        <w:spacing w:after="140" w:line="300"/>
+      </w:pPr>
+      <w:r>
+        <w:rPr>
+          <w:rFonts w:ascii="Georgia" w:cs="Georgia" w:eastAsia="Georgia" w:hAnsi="Georgia"/>
+          <w:color w:val="1C1C20"/>
+          <w:sz w:val="21"/>
+          <w:szCs w:val="21"/>
+        </w:rPr>
+        <w:t xml:space="preserve">Vorghith — rival of — Busy managing the chaos of the Vorghith.</w:t>
+      </w:r>
+    </w:p>
+    <w:p>
+      <w:pPr>
+        <w:spacing w:after="140" w:line="300"/>
+      </w:pPr>
+      <w:r>
+        <w:rPr>
+          <w:rFonts w:ascii="Georgia" w:cs="Georgia" w:eastAsia="Georgia" w:hAnsi="Georgia"/>
+          <w:color w:val="1C1C20"/>
+          <w:sz w:val="21"/>
+          <w:szCs w:val="21"/>
+        </w:rPr>
+        <w:t xml:space="preserve">Drakteni — rival of — Busy managing the expansion of the Drakteni.</w:t>
+      </w:r>
+    </w:p>
+    <w:p>
+      <w:pPr>
+        <w:spacing w:after="140" w:line="300"/>
+      </w:pPr>
+      <w:r>
+        <w:rPr>
+          <w:rFonts w:ascii="Georgia" w:cs="Georgia" w:eastAsia="Georgia" w:hAnsi="Georgia"/>
+          <w:color w:val="1C1C20"/>
+          <w:sz w:val="21"/>
+          <w:szCs w:val="21"/>
+        </w:rPr>
+        <w:t xml:space="preserve">Madekites — protects — Protector and protected — the Reach fortified into mutual defence.</w:t>
+      </w:r>
+    </w:p>
+    <w:p>
+      <w:pPr>
+        <w:spacing w:after="140" w:line="300"/>
+      </w:pPr>
+      <w:r>
+        <w:rPr>
+          <w:rFonts w:ascii="Georgia" w:cs="Georgia" w:eastAsia="Georgia" w:hAnsi="Georgia"/>
+          <w:color w:val="1C1C20"/>
+          <w:sz w:val="21"/>
+          <w:szCs w:val="21"/>
+        </w:rPr>
+        <w:t xml:space="preserve">Cailendroffs — wary of them — Feeble in a direct fight — deterred by the wardens.</w:t>
+      </w:r>
+    </w:p>
+    <w:p>
+      <w:pPr>
+        <w:spacing w:after="140" w:line="300"/>
+      </w:pPr>
+      <w:r>
+        <w:rPr>
+          <w:rFonts w:ascii="Georgia" w:cs="Georgia" w:eastAsia="Georgia" w:hAnsi="Georgia"/>
+          <w:color w:val="1C1C20"/>
+          <w:sz w:val="21"/>
+          <w:szCs w:val="21"/>
+        </w:rPr>
+        <w:t xml:space="preserve">Prezish — rival of them — The trade routes — predator vs protector.</w:t>
       </w:r>
     </w:p>
     <w:p>
@@ -8748,7 +9048,150 @@
           <w:sz w:val="21"/>
           <w:szCs w:val="21"/>
         </w:rPr>
-        <w:t xml:space="preserve">SLOP → Low, and doctrinal. Mostly cooperative — like Catholics vs other Christians: real debate on smaller issues, general agreement, everyone rowing in the same direction. No one refuses to administrate or perform their role; the machine runs. The disagreements are over characterisation and priority within the Tetramorph — which face to weight, how a given god should be understood. Not schism: inflection. And these debates are the seed vocabulary of every future schism — a characterisation dispute held quietly inside orthodoxy for centuries is the fault line a real break eventually cracks along. The Belvareth are one that already left: they did not reject the church, they over-weighted wrath until they were a distinct order. The internal debate is the schism that has not happened yet.</w:t>
+        <w:t xml:space="preserve">WIP → Low, and doctrinal. Mostly cooperative — like Catholics vs other Christians: real debate on smaller issues, general agreement, everyone rowing in the same direction. No one refuses to administrate or perform their role; the machine runs. The disagreements are over characterisation and priority within the Tetramorph — which face to weight, how a given god should be understood. Not schism: inflection. And these debates are the seed vocabulary of every future schism — a characterisation dispute held quietly inside orthodoxy for centuries is the fault line a real break eventually cracks along. The Belvareth are one that already left: they did not reject the church, they over-weighted wrath until they were a distinct order. The internal debate is the schism that has not happened yet.</w:t>
+      </w:r>
+    </w:p>
+    <w:p>
+      <w:pPr>
+        <w:pStyle w:val="Heading2"/>
+        <w:spacing w:after="100" w:line="300"/>
+      </w:pPr>
+      <w:r>
+        <w:rPr>
+          <w:rFonts w:ascii="Georgia" w:cs="Georgia" w:eastAsia="Georgia" w:hAnsi="Georgia"/>
+          <w:b/>
+          <w:bCs/>
+          <w:color w:val="1C1C20"/>
+          <w:sz w:val="26"/>
+          <w:szCs w:val="26"/>
+        </w:rPr>
+        <w:t xml:space="preserve">Relations</w:t>
+      </w:r>
+    </w:p>
+    <w:p>
+      <w:pPr>
+        <w:spacing w:after="140" w:line="300"/>
+      </w:pPr>
+      <w:r>
+        <w:rPr>
+          <w:rFonts w:ascii="Georgia" w:cs="Georgia" w:eastAsia="Georgia" w:hAnsi="Georgia"/>
+          <w:color w:val="1C1C20"/>
+          <w:sz w:val="21"/>
+          <w:szCs w:val="21"/>
+        </w:rPr>
+        <w:t xml:space="preserve">Astravantheliad — depends on — The archive is the knowledge-state's foundation — a dependency, not a rivalry.</w:t>
+      </w:r>
+    </w:p>
+    <w:p>
+      <w:pPr>
+        <w:spacing w:after="140" w:line="300"/>
+      </w:pPr>
+      <w:r>
+        <w:rPr>
+          <w:rFonts w:ascii="Georgia" w:cs="Georgia" w:eastAsia="Georgia" w:hAnsi="Georgia"/>
+          <w:color w:val="1C1C20"/>
+          <w:sz w:val="21"/>
+          <w:szCs w:val="21"/>
+        </w:rPr>
+        <w:t xml:space="preserve">Belvareth — reveres — The guardians of the pilgrimage sites — keepers of the last relics.</w:t>
+      </w:r>
+    </w:p>
+    <w:p>
+      <w:pPr>
+        <w:spacing w:after="140" w:line="300"/>
+      </w:pPr>
+      <w:r>
+        <w:rPr>
+          <w:rFonts w:ascii="Georgia" w:cs="Georgia" w:eastAsia="Georgia" w:hAnsi="Georgia"/>
+          <w:color w:val="1C1C20"/>
+          <w:sz w:val="21"/>
+          <w:szCs w:val="21"/>
+        </w:rPr>
+        <w:t xml:space="preserve">Ossensteins — no relation with — No record - the record-keepers have never entered the Ossensteins into the ledger.</w:t>
+      </w:r>
+    </w:p>
+    <w:p>
+      <w:pPr>
+        <w:spacing w:after="140" w:line="300"/>
+      </w:pPr>
+      <w:r>
+        <w:rPr>
+          <w:rFonts w:ascii="Georgia" w:cs="Georgia" w:eastAsia="Georgia" w:hAnsi="Georgia"/>
+          <w:color w:val="1C1C20"/>
+          <w:sz w:val="21"/>
+          <w:szCs w:val="21"/>
+        </w:rPr>
+        <w:t xml:space="preserve">Ithiss — seeks to convert — The Inquisition seeks to leash the anarchy through religion.</w:t>
+      </w:r>
+    </w:p>
+    <w:p>
+      <w:pPr>
+        <w:spacing w:after="140" w:line="300"/>
+      </w:pPr>
+      <w:r>
+        <w:rPr>
+          <w:rFonts w:ascii="Georgia" w:cs="Georgia" w:eastAsia="Georgia" w:hAnsi="Georgia"/>
+          <w:color w:val="1C1C20"/>
+          <w:sz w:val="21"/>
+          <w:szCs w:val="21"/>
+        </w:rPr>
+        <w:t xml:space="preserve">Kraghs — conditional toward them — The honest ledger — victors want it kept, the beaten want it burned.</w:t>
+      </w:r>
+    </w:p>
+    <w:p>
+      <w:pPr>
+        <w:spacing w:after="140" w:line="300"/>
+      </w:pPr>
+      <w:r>
+        <w:rPr>
+          <w:rFonts w:ascii="Georgia" w:cs="Georgia" w:eastAsia="Georgia" w:hAnsi="Georgia"/>
+          <w:color w:val="1C1C20"/>
+          <w:sz w:val="21"/>
+          <w:szCs w:val="21"/>
+        </w:rPr>
+        <w:t xml:space="preserve">Trusteki — mixed with them — The Tithe against the papal contract — the same hand taxes and buys.</w:t>
+      </w:r>
+    </w:p>
+    <w:p>
+      <w:pPr>
+        <w:spacing w:after="140" w:line="300"/>
+      </w:pPr>
+      <w:r>
+        <w:rPr>
+          <w:rFonts w:ascii="Georgia" w:cs="Georgia" w:eastAsia="Georgia" w:hAnsi="Georgia"/>
+          <w:color w:val="1C1C20"/>
+          <w:sz w:val="21"/>
+          <w:szCs w:val="21"/>
+        </w:rPr>
+        <w:t xml:space="preserve">Voldrastel — protects them — The monolith is good for tolls — a stable superpower means taxable traffic.</w:t>
+      </w:r>
+    </w:p>
+    <w:p>
+      <w:pPr>
+        <w:spacing w:after="140" w:line="300"/>
+      </w:pPr>
+      <w:r>
+        <w:rPr>
+          <w:rFonts w:ascii="Georgia" w:cs="Georgia" w:eastAsia="Georgia" w:hAnsi="Georgia"/>
+          <w:color w:val="1C1C20"/>
+          <w:sz w:val="21"/>
+          <w:szCs w:val="21"/>
+        </w:rPr>
+        <w:t xml:space="preserve">Shassolin — preys on them — The false faith feeds on the true one — preying on the tithed poor.</w:t>
+      </w:r>
+    </w:p>
+    <w:p>
+      <w:pPr>
+        <w:spacing w:after="140" w:line="300"/>
+      </w:pPr>
+      <w:r>
+        <w:rPr>
+          <w:rFonts w:ascii="Georgia" w:cs="Georgia" w:eastAsia="Georgia" w:hAnsi="Georgia"/>
+          <w:color w:val="1C1C20"/>
+          <w:sz w:val="21"/>
+          <w:szCs w:val="21"/>
+        </w:rPr>
+        <w:t xml:space="preserve">Cailendroffs — resents them — The ledger falsifies the bloodline — a record they need buried.</w:t>
       </w:r>
     </w:p>
     <w:p>
@@ -9590,7 +10033,7 @@
           <w:sz w:val="26"/>
           <w:szCs w:val="26"/>
         </w:rPr>
-        <w:t xml:space="preserve">Rivals</w:t>
+        <w:t xml:space="preserve">Relations</w:t>
       </w:r>
     </w:p>
     <w:p>
@@ -9604,7 +10047,49 @@
           <w:sz w:val="21"/>
           <w:szCs w:val="21"/>
         </w:rPr>
-        <w:t xml:space="preserve">Drakteni — SLOP → What building is for — conquest vs devotion.</w:t>
+        <w:t xml:space="preserve">Voldrastel — protects — Protector and protected — the Reach fortified into mutual defence.</w:t>
+      </w:r>
+    </w:p>
+    <w:p>
+      <w:pPr>
+        <w:spacing w:after="140" w:line="300"/>
+      </w:pPr>
+      <w:r>
+        <w:rPr>
+          <w:rFonts w:ascii="Georgia" w:cs="Georgia" w:eastAsia="Georgia" w:hAnsi="Georgia"/>
+          <w:color w:val="1C1C20"/>
+          <w:sz w:val="21"/>
+          <w:szCs w:val="21"/>
+        </w:rPr>
+        <w:t xml:space="preserve">Trusteki — supplies — Most of the masonry skill and supply for the Trusteki.</w:t>
+      </w:r>
+    </w:p>
+    <w:p>
+      <w:pPr>
+        <w:spacing w:after="140" w:line="300"/>
+      </w:pPr>
+      <w:r>
+        <w:rPr>
+          <w:rFonts w:ascii="Georgia" w:cs="Georgia" w:eastAsia="Georgia" w:hAnsi="Georgia"/>
+          <w:color w:val="1C1C20"/>
+          <w:sz w:val="21"/>
+          <w:szCs w:val="21"/>
+        </w:rPr>
+        <w:t xml:space="preserve">Astravantheliad — ally them — Shared hunger for lost technology — the Basilica's secrets.</w:t>
+      </w:r>
+    </w:p>
+    <w:p>
+      <w:pPr>
+        <w:spacing w:after="140" w:line="300"/>
+      </w:pPr>
+      <w:r>
+        <w:rPr>
+          <w:rFonts w:ascii="Georgia" w:cs="Georgia" w:eastAsia="Georgia" w:hAnsi="Georgia"/>
+          <w:color w:val="1C1C20"/>
+          <w:sz w:val="21"/>
+          <w:szCs w:val="21"/>
+        </w:rPr>
+        <w:t xml:space="preserve">Drakteni — enemy of them — What building is for — conquest vs devotion.</w:t>
       </w:r>
     </w:p>
     <w:p>
@@ -10446,7 +10931,7 @@
           <w:sz w:val="26"/>
           <w:szCs w:val="26"/>
         </w:rPr>
-        <w:t xml:space="preserve">Holdings</w:t>
+        <w:t xml:space="preserve">Doctrine</w:t>
       </w:r>
     </w:p>
     <w:p>
@@ -10460,7 +10945,7 @@
           <w:sz w:val="21"/>
           <w:szCs w:val="21"/>
         </w:rPr>
-        <w:t xml:space="preserve">Lost Woods, Wheat Fields</w:t>
+        <w:t xml:space="preserve">WIP → Defensive crusade. Isolationist by conviction, devastating only at home. The Belvareth love a defensive fight and fight almost nowhere else: the Lost Woods - the one land the Great Fracture never touched - is their ground, and the killing comes to them, as pilgrims and Lenavorite missions walk in and are reduced. They do not march; they receive.</w:t>
       </w:r>
     </w:p>
     <w:p>
@@ -10477,6 +10962,113 @@
           <w:sz w:val="26"/>
           <w:szCs w:val="26"/>
         </w:rPr>
+        <w:t xml:space="preserve">Limits</w:t>
+      </w:r>
+    </w:p>
+    <w:p>
+      <w:pPr>
+        <w:spacing w:after="140" w:line="300"/>
+      </w:pPr>
+      <w:r>
+        <w:rPr>
+          <w:rFonts w:ascii="Georgia" w:cs="Georgia" w:eastAsia="Georgia" w:hAnsi="Georgia"/>
+          <w:color w:val="1C1C20"/>
+          <w:sz w:val="21"/>
+          <w:szCs w:val="21"/>
+        </w:rPr>
+        <w:t xml:space="preserve">WIP → No power projection. Expansion into Lenaveron is unfounded and sacrilegious - one does not conquer the faith one broke from. They could not endure a campaign into the Bleak Highlands, and have no capacity for the Sea of Damnation. A wall, not a spear.</w:t>
+      </w:r>
+    </w:p>
+    <w:p>
+      <w:pPr>
+        <w:pStyle w:val="Heading2"/>
+        <w:spacing w:after="100" w:line="300"/>
+      </w:pPr>
+      <w:r>
+        <w:rPr>
+          <w:rFonts w:ascii="Georgia" w:cs="Georgia" w:eastAsia="Georgia" w:hAnsi="Georgia"/>
+          <w:b/>
+          <w:bCs/>
+          <w:color w:val="1C1C20"/>
+          <w:sz w:val="26"/>
+          <w:szCs w:val="26"/>
+        </w:rPr>
+        <w:t xml:space="preserve">Relations</w:t>
+      </w:r>
+    </w:p>
+    <w:p>
+      <w:pPr>
+        <w:spacing w:after="140" w:line="300"/>
+      </w:pPr>
+      <w:r>
+        <w:rPr>
+          <w:rFonts w:ascii="Georgia" w:cs="Georgia" w:eastAsia="Georgia" w:hAnsi="Georgia"/>
+          <w:color w:val="1C1C20"/>
+          <w:sz w:val="21"/>
+          <w:szCs w:val="21"/>
+        </w:rPr>
+        <w:t xml:space="preserve">Lenavorites — preys on — The offering — the missions sent to them are cut down and given to Melvanar.</w:t>
+      </w:r>
+    </w:p>
+    <w:p>
+      <w:pPr>
+        <w:spacing w:after="140" w:line="300"/>
+      </w:pPr>
+      <w:r>
+        <w:rPr>
+          <w:rFonts w:ascii="Georgia" w:cs="Georgia" w:eastAsia="Georgia" w:hAnsi="Georgia"/>
+          <w:color w:val="1C1C20"/>
+          <w:sz w:val="21"/>
+          <w:szCs w:val="21"/>
+        </w:rPr>
+        <w:t xml:space="preserve">Kraghs — holds in contempt — Blasphemers and savages.</w:t>
+      </w:r>
+    </w:p>
+    <w:p>
+      <w:pPr>
+        <w:pStyle w:val="Heading2"/>
+        <w:spacing w:after="100" w:line="300"/>
+      </w:pPr>
+      <w:r>
+        <w:rPr>
+          <w:rFonts w:ascii="Georgia" w:cs="Georgia" w:eastAsia="Georgia" w:hAnsi="Georgia"/>
+          <w:b/>
+          <w:bCs/>
+          <w:color w:val="1C1C20"/>
+          <w:sz w:val="26"/>
+          <w:szCs w:val="26"/>
+        </w:rPr>
+        <w:t xml:space="preserve">Holdings</w:t>
+      </w:r>
+    </w:p>
+    <w:p>
+      <w:pPr>
+        <w:spacing w:after="140" w:line="300"/>
+      </w:pPr>
+      <w:r>
+        <w:rPr>
+          <w:rFonts w:ascii="Georgia" w:cs="Georgia" w:eastAsia="Georgia" w:hAnsi="Georgia"/>
+          <w:color w:val="1C1C20"/>
+          <w:sz w:val="21"/>
+          <w:szCs w:val="21"/>
+        </w:rPr>
+        <w:t xml:space="preserve">Lost Woods, Wheat Fields</w:t>
+      </w:r>
+    </w:p>
+    <w:p>
+      <w:pPr>
+        <w:pStyle w:val="Heading2"/>
+        <w:spacing w:after="100" w:line="300"/>
+      </w:pPr>
+      <w:r>
+        <w:rPr>
+          <w:rFonts w:ascii="Georgia" w:cs="Georgia" w:eastAsia="Georgia" w:hAnsi="Georgia"/>
+          <w:b/>
+          <w:bCs/>
+          <w:color w:val="1C1C20"/>
+          <w:sz w:val="26"/>
+          <w:szCs w:val="26"/>
+        </w:rPr>
         <w:t xml:space="preserve">The Pincer of Dead Waters</w:t>
       </w:r>
     </w:p>
@@ -10491,7 +11083,7 @@
           <w:sz w:val="21"/>
           <w:szCs w:val="21"/>
         </w:rPr>
-        <w:t xml:space="preserve">SLOP → Every northern assault on the Wheat Fields had broken on the Lost Woods treeline. A Prowess warlord took the minimum slice of Industry to raise a single disposable shipyard on the then-unnamed northern bay. Double-move: the main host drove south from the north (the expected assault, drawing defenders to the treeline) while the shipyard-born flotilla landed on their flank/rear from the water. The most successful assault on the Lost Woods to date. The bay was named Dead Waters for what came out of it. 'Most successful assault' is the attacker's framing; the Lost Woods crusaders name the day a massacre / a drowning. The highlanders, who agreed to join the Mason-King's mercenary company in exchange for his services. Payment in men, not coin — Karalius came out of the deal with a fleet and an army. The warlord did not have a stroke of genius; he had a budget. Every prior assault on the Wheat Fields broke on the treeline because nobody was willing to pay Karalius' number. The one who finally was, won. The only defeat ever recorded of the belvarath. They gave ground in the Wheat Fields for the first time that day — on ground that is never paved because it is hallowed. For an order whose taboo is retreat and doubt, this is not a battle loss but a theological event: the standard failed the test, and every warlord ever turned back there learned it could be done. Worse, the tactic mirrored them — a two-pronged attack against an order whose entire discipline is holding two halves in balance. 156 years later the alministralum's edges began to break.</w:t>
+        <w:t xml:space="preserve">WIP → Every northern assault on the Wheat Fields had broken on the Lost Woods treeline. A Prowess warlord took the minimum slice of Industry to raise a single disposable shipyard on the then-unnamed northern bay. Double-move: the main host drove south from the north (the expected assault, drawing defenders to the treeline) while the shipyard-born flotilla landed on their flank/rear from the water. The most successful assault on the Lost Woods to date. The bay was named Dead Waters for what came out of it. 'Most successful assault' is the attacker's framing; the Lost Woods crusaders name the day a massacre / a drowning. The highlanders, who agreed to join the Mason-King's mercenary company in exchange for his services. Payment in men, not coin — Karalius came out of the deal with a fleet and an army. The warlord did not have a stroke of genius; he had a budget. Every prior assault on the Wheat Fields broke on the treeline because nobody was willing to pay Karalius' number. The one who finally was, won. The only defeat ever recorded of the Belvareth. They gave ground in the Wheat Fields for the first time that day — on ground that is never paved because it is hallowed. For an order whose taboo is retreat and doubt, this is not a battle loss but a theological event: the standard failed the test, and every warlord ever turned back there learned it could be done. Worse, the tactic mirrored them — a two-pronged attack against an order whose entire discipline is holding two halves in balance. 156 years later the alministralum's edges began to break.</w:t>
       </w:r>
     </w:p>
     <w:p>
@@ -11302,6 +11894,93 @@
           <w:sz w:val="26"/>
           <w:szCs w:val="26"/>
         </w:rPr>
+        <w:t xml:space="preserve">Relations</w:t>
+      </w:r>
+    </w:p>
+    <w:p>
+      <w:pPr>
+        <w:spacing w:after="140" w:line="300"/>
+      </w:pPr>
+      <w:r>
+        <w:rPr>
+          <w:rFonts w:ascii="Georgia" w:cs="Georgia" w:eastAsia="Georgia" w:hAnsi="Georgia"/>
+          <w:color w:val="1C1C20"/>
+          <w:sz w:val="21"/>
+          <w:szCs w:val="21"/>
+        </w:rPr>
+        <w:t xml:space="preserve">Lenavorites — preys on — The false faith feeds on the true one — preying on the tithed poor.</w:t>
+      </w:r>
+    </w:p>
+    <w:p>
+      <w:pPr>
+        <w:spacing w:after="140" w:line="300"/>
+      </w:pPr>
+      <w:r>
+        <w:rPr>
+          <w:rFonts w:ascii="Georgia" w:cs="Georgia" w:eastAsia="Georgia" w:hAnsi="Georgia"/>
+          <w:color w:val="1C1C20"/>
+          <w:sz w:val="21"/>
+          <w:szCs w:val="21"/>
+        </w:rPr>
+        <w:t xml:space="preserve">Ithiss — seeks to convert — The false faith reaches for the same leash - control through religion.</w:t>
+      </w:r>
+    </w:p>
+    <w:p>
+      <w:pPr>
+        <w:spacing w:after="140" w:line="300"/>
+      </w:pPr>
+      <w:r>
+        <w:rPr>
+          <w:rFonts w:ascii="Georgia" w:cs="Georgia" w:eastAsia="Georgia" w:hAnsi="Georgia"/>
+          <w:color w:val="1C1C20"/>
+          <w:sz w:val="21"/>
+          <w:szCs w:val="21"/>
+        </w:rPr>
+        <w:t xml:space="preserve">Astravantheliad — tolerates them — Tolerated — sovereignty respected even for the false faith.</w:t>
+      </w:r>
+    </w:p>
+    <w:p>
+      <w:pPr>
+        <w:spacing w:after="140" w:line="300"/>
+      </w:pPr>
+      <w:r>
+        <w:rPr>
+          <w:rFonts w:ascii="Georgia" w:cs="Georgia" w:eastAsia="Georgia" w:hAnsi="Georgia"/>
+          <w:color w:val="1C1C20"/>
+          <w:sz w:val="21"/>
+          <w:szCs w:val="21"/>
+        </w:rPr>
+        <w:t xml:space="preserve">Cailendroffs — rival of them — Competition in the game of intellectual warfare.</w:t>
+      </w:r>
+    </w:p>
+    <w:p>
+      <w:pPr>
+        <w:spacing w:after="140" w:line="300"/>
+      </w:pPr>
+      <w:r>
+        <w:rPr>
+          <w:rFonts w:ascii="Georgia" w:cs="Georgia" w:eastAsia="Georgia" w:hAnsi="Georgia"/>
+          <w:color w:val="1C1C20"/>
+          <w:sz w:val="21"/>
+          <w:szCs w:val="21"/>
+        </w:rPr>
+        <w:t xml:space="preserve">Ossensteins — controls them — Rumoured to manage the Shassolin's trade and religion.</w:t>
+      </w:r>
+    </w:p>
+    <w:p>
+      <w:pPr>
+        <w:pStyle w:val="Heading2"/>
+        <w:spacing w:after="100" w:line="300"/>
+      </w:pPr>
+      <w:r>
+        <w:rPr>
+          <w:rFonts w:ascii="Georgia" w:cs="Georgia" w:eastAsia="Georgia" w:hAnsi="Georgia"/>
+          <w:b/>
+          <w:bCs/>
+          <w:color w:val="1C1C20"/>
+          <w:sz w:val="26"/>
+          <w:szCs w:val="26"/>
+        </w:rPr>
         <w:t xml:space="preserve">Holdings</w:t>
       </w:r>
     </w:p>
@@ -12162,7 +12841,7 @@
           <w:sz w:val="21"/>
           <w:szCs w:val="21"/>
         </w:rPr>
-        <w:t xml:space="preserve">SLOP → Since Pravak, Kragh warbands sit on a spectrum from individual skill to positional strategy. A warband's place on it is advertised — a recruiting pitch to unpledged young men choosing where to make their mark. The strategy-end warbands train almost purely in military strategy over personal prowess. Battlefield cunning is honoured; the knife in the dark is beneath them.</w:t>
+        <w:t xml:space="preserve">WIP → Since Pravak, Kragh warbands sit on a spectrum from individual skill to positional strategy. A warband's place on it is advertised — a recruiting pitch to unpledged young men choosing where to make their mark. The strategy-end warbands train almost purely in military strategy over personal prowess. Battlefield cunning is honoured; the knife in the dark is beneath them.</w:t>
       </w:r>
     </w:p>
     <w:p>
@@ -12179,7 +12858,7 @@
           <w:sz w:val="26"/>
           <w:szCs w:val="26"/>
         </w:rPr>
-        <w:t xml:space="preserve">Rivals</w:t>
+        <w:t xml:space="preserve">Relations</w:t>
       </w:r>
     </w:p>
     <w:p>
@@ -12193,7 +12872,7 @@
           <w:sz w:val="21"/>
           <w:szCs w:val="21"/>
         </w:rPr>
-        <w:t xml:space="preserve">Vorghith — SLOP → Supply lines, and the impossibility of telling friend from enemy.</w:t>
+        <w:t xml:space="preserve">Lenavorites — conditional toward — The honest ledger — victors want it kept, the beaten want it burned.</w:t>
       </w:r>
     </w:p>
     <w:p>
@@ -12207,7 +12886,63 @@
           <w:sz w:val="21"/>
           <w:szCs w:val="21"/>
         </w:rPr>
-        <w:t xml:space="preserve">Drakteni — SLOP → Hermit's Row — the Drakteni hold a settlement in the narrows; the Kraghs try to stave off the invasion.</w:t>
+        <w:t xml:space="preserve">Belvareth — reveres — The ancient warriors of Cailen — strongest fighters, who harness the old gods.</w:t>
+      </w:r>
+    </w:p>
+    <w:p>
+      <w:pPr>
+        <w:spacing w:after="140" w:line="300"/>
+      </w:pPr>
+      <w:r>
+        <w:rPr>
+          <w:rFonts w:ascii="Georgia" w:cs="Georgia" w:eastAsia="Georgia" w:hAnsi="Georgia"/>
+          <w:color w:val="1C1C20"/>
+          <w:sz w:val="21"/>
+          <w:szCs w:val="21"/>
+        </w:rPr>
+        <w:t xml:space="preserve">Trusteki — depends on — They cannot feed or move themselves - reliant on Trusteki supply lines.</w:t>
+      </w:r>
+    </w:p>
+    <w:p>
+      <w:pPr>
+        <w:spacing w:after="140" w:line="300"/>
+      </w:pPr>
+      <w:r>
+        <w:rPr>
+          <w:rFonts w:ascii="Georgia" w:cs="Georgia" w:eastAsia="Georgia" w:hAnsi="Georgia"/>
+          <w:color w:val="1C1C20"/>
+          <w:sz w:val="21"/>
+          <w:szCs w:val="21"/>
+        </w:rPr>
+        <w:t xml:space="preserve">Sarkopekt — no relation with them — No relation — beneath them, and no profit either way.</w:t>
+      </w:r>
+    </w:p>
+    <w:p>
+      <w:pPr>
+        <w:spacing w:after="140" w:line="300"/>
+      </w:pPr>
+      <w:r>
+        <w:rPr>
+          <w:rFonts w:ascii="Georgia" w:cs="Georgia" w:eastAsia="Georgia" w:hAnsi="Georgia"/>
+          <w:color w:val="1C1C20"/>
+          <w:sz w:val="21"/>
+          <w:szCs w:val="21"/>
+        </w:rPr>
+        <w:t xml:space="preserve">Drakteni — enemy of them — Hermit's Row — the Drakteni hold the narrows, the Kraghs try to break it.</w:t>
+      </w:r>
+    </w:p>
+    <w:p>
+      <w:pPr>
+        <w:spacing w:after="140" w:line="300"/>
+      </w:pPr>
+      <w:r>
+        <w:rPr>
+          <w:rFonts w:ascii="Georgia" w:cs="Georgia" w:eastAsia="Georgia" w:hAnsi="Georgia"/>
+          <w:color w:val="1C1C20"/>
+          <w:sz w:val="21"/>
+          <w:szCs w:val="21"/>
+        </w:rPr>
+        <w:t xml:space="preserve">Vorghith — enemy of them — Supply lines, and the impossibility of telling friend from enemy.</w:t>
       </w:r>
     </w:p>
     <w:p>
@@ -12269,7 +13004,7 @@
           <w:sz w:val="21"/>
           <w:szCs w:val="21"/>
         </w:rPr>
-        <w:t xml:space="preserve">SLOP → Every northern assault on the Wheat Fields had broken on the Lost Woods treeline. A Prowess warlord took the minimum slice of Industry to raise a single disposable shipyard on the then-unnamed northern bay. Double-move: the main host drove south from the north (the expected assault, drawing defenders to the treeline) while the shipyard-born flotilla landed on their flank/rear from the water. The most successful assault on the Lost Woods to date. The bay was named Dead Waters for what came out of it. 'Most successful assault' is the attacker's framing; the Lost Woods crusaders name the day a massacre / a drowning. The highlanders, who agreed to join the Mason-King's mercenary company in exchange for his services. Payment in men, not coin — Karalius came out of the deal with a fleet and an army. The warlord did not have a stroke of genius; he had a budget. Every prior assault on the Wheat Fields broke on the treeline because nobody was willing to pay Karalius' number. The one who finally was, won. The only defeat ever recorded of the belvarath. They gave ground in the Wheat Fields for the first time that day — on ground that is never paved because it is hallowed. For an order whose taboo is retreat and doubt, this is not a battle loss but a theological event: the standard failed the test, and every warlord ever turned back there learned it could be done. Worse, the tactic mirrored them — a two-pronged attack against an order whose entire discipline is holding two halves in balance. 156 years later the alministralum's edges began to break.</w:t>
+        <w:t xml:space="preserve">WIP → Every northern assault on the Wheat Fields had broken on the Lost Woods treeline. A Prowess warlord took the minimum slice of Industry to raise a single disposable shipyard on the then-unnamed northern bay. Double-move: the main host drove south from the north (the expected assault, drawing defenders to the treeline) while the shipyard-born flotilla landed on their flank/rear from the water. The most successful assault on the Lost Woods to date. The bay was named Dead Waters for what came out of it. 'Most successful assault' is the attacker's framing; the Lost Woods crusaders name the day a massacre / a drowning. The highlanders, who agreed to join the Mason-King's mercenary company in exchange for his services. Payment in men, not coin — Karalius came out of the deal with a fleet and an army. The warlord did not have a stroke of genius; he had a budget. Every prior assault on the Wheat Fields broke on the treeline because nobody was willing to pay Karalius' number. The one who finally was, won. The only defeat ever recorded of the Belvareth. They gave ground in the Wheat Fields for the first time that day — on ground that is never paved because it is hallowed. For an order whose taboo is retreat and doubt, this is not a battle loss but a theological event: the standard failed the test, and every warlord ever turned back there learned it could be done. Worse, the tactic mirrored them — a two-pronged attack against an order whose entire discipline is holding two halves in balance. 156 years later the alministralum's edges began to break.</w:t>
       </w:r>
     </w:p>
     <w:p>
@@ -12300,7 +13035,7 @@
           <w:sz w:val="21"/>
           <w:szCs w:val="21"/>
         </w:rPr>
-        <w:t xml:space="preserve">SLOP → A Vorghith general. He led a warband to control everything up to the Bleak Highlands — the northern limit of their expansion — and went no further. Assassinating his opponents by public execution. Vogen's Gallows is named for the method, and the site has carried his name for some three thousand years since. Public execution is not battlefield glory: a Kragh kills you in open combat for honour, and Vogen hangs you in the square so that everyone watches.</w:t>
+        <w:t xml:space="preserve">WIP → A Vorghith general. He led a warband to control everything up to the Bleak Highlands — the northern limit of their expansion — and went no further. Assassinating his opponents by public execution. Vogen's Gallows is named for the method, and the site has carried his name for some three thousand years since. Public execution is not battlefield glory: a Kragh kills you in open combat for honour, and Vogen hangs you in the square so that everyone watches.</w:t>
       </w:r>
     </w:p>
     <w:p>
@@ -13111,7 +13846,7 @@
           <w:sz w:val="26"/>
           <w:szCs w:val="26"/>
         </w:rPr>
-        <w:t xml:space="preserve">Rivals</w:t>
+        <w:t xml:space="preserve">Relations</w:t>
       </w:r>
     </w:p>
     <w:p>
@@ -13125,7 +13860,77 @@
           <w:sz w:val="21"/>
           <w:szCs w:val="21"/>
         </w:rPr>
-        <w:t xml:space="preserve">Kraghs — SLOP → Supply lines, and the impossibility of telling friend from enemy.</w:t>
+        <w:t xml:space="preserve">Kraghs — enemy of — Supply lines, and the impossibility of telling friend from enemy.</w:t>
+      </w:r>
+    </w:p>
+    <w:p>
+      <w:pPr>
+        <w:spacing w:after="140" w:line="300"/>
+      </w:pPr>
+      <w:r>
+        <w:rPr>
+          <w:rFonts w:ascii="Georgia" w:cs="Georgia" w:eastAsia="Georgia" w:hAnsi="Georgia"/>
+          <w:color w:val="1C1C20"/>
+          <w:sz w:val="21"/>
+          <w:szCs w:val="21"/>
+        </w:rPr>
+        <w:t xml:space="preserve">Trusteki — preys on — Stolen ships against the trade routes - the sea raid on the market's lifelines.</w:t>
+      </w:r>
+    </w:p>
+    <w:p>
+      <w:pPr>
+        <w:spacing w:after="140" w:line="300"/>
+      </w:pPr>
+      <w:r>
+        <w:rPr>
+          <w:rFonts w:ascii="Georgia" w:cs="Georgia" w:eastAsia="Georgia" w:hAnsi="Georgia"/>
+          <w:color w:val="1C1C20"/>
+          <w:sz w:val="21"/>
+          <w:szCs w:val="21"/>
+        </w:rPr>
+        <w:t xml:space="preserve">Voldrastel — preys on — Coastlines and routes raided - the chaos the wardens exist to contain.</w:t>
+      </w:r>
+    </w:p>
+    <w:p>
+      <w:pPr>
+        <w:spacing w:after="140" w:line="300"/>
+      </w:pPr>
+      <w:r>
+        <w:rPr>
+          <w:rFonts w:ascii="Georgia" w:cs="Georgia" w:eastAsia="Georgia" w:hAnsi="Georgia"/>
+          <w:color w:val="1C1C20"/>
+          <w:sz w:val="21"/>
+          <w:szCs w:val="21"/>
+        </w:rPr>
+        <w:t xml:space="preserve">Astravantheliad — preys on — The only ones daring - or stupid enough - to commandeer the Prezish or raid the Vaelohk coast.</w:t>
+      </w:r>
+    </w:p>
+    <w:p>
+      <w:pPr>
+        <w:spacing w:after="140" w:line="300"/>
+      </w:pPr>
+      <w:r>
+        <w:rPr>
+          <w:rFonts w:ascii="Georgia" w:cs="Georgia" w:eastAsia="Georgia" w:hAnsi="Georgia"/>
+          <w:color w:val="1C1C20"/>
+          <w:sz w:val="21"/>
+          <w:szCs w:val="21"/>
+        </w:rPr>
+        <w:t xml:space="preserve">Drakteni — preys on — Scylla - a handful of ships vanish as the cost of expansion.</w:t>
+      </w:r>
+    </w:p>
+    <w:p>
+      <w:pPr>
+        <w:spacing w:after="140" w:line="300"/>
+      </w:pPr>
+      <w:r>
+        <w:rPr>
+          <w:rFonts w:ascii="Georgia" w:cs="Georgia" w:eastAsia="Georgia" w:hAnsi="Georgia"/>
+          <w:color w:val="1C1C20"/>
+          <w:sz w:val="21"/>
+          <w:szCs w:val="21"/>
+        </w:rPr>
+        <w:t xml:space="preserve">Sarkopekt — enemy of them — The contract enemy — hired to drive them out.</w:t>
       </w:r>
     </w:p>
     <w:p>
@@ -13187,7 +13992,7 @@
           <w:sz w:val="21"/>
           <w:szCs w:val="21"/>
         </w:rPr>
-        <w:t xml:space="preserve">SLOP → A Vorghith general. He led a warband to control everything up to the Bleak Highlands — the northern limit of their expansion — and went no further. Assassinating his opponents by public execution. Vogen's Gallows is named for the method, and the site has carried his name for some three thousand years since. Public execution is not battlefield glory: a Kragh kills you in open combat for honour, and Vogen hangs you in the square so that everyone watches.</w:t>
+        <w:t xml:space="preserve">WIP → A Vorghith general. He led a warband to control everything up to the Bleak Highlands — the northern limit of their expansion — and went no further. Assassinating his opponents by public execution. Vogen's Gallows is named for the method, and the site has carried his name for some three thousand years since. Public execution is not battlefield glory: a Kragh kills you in open combat for honour, and Vogen hangs you in the square so that everyone watches.</w:t>
       </w:r>
     </w:p>
     <w:p>
@@ -13998,7 +14803,7 @@
           <w:sz w:val="26"/>
           <w:szCs w:val="26"/>
         </w:rPr>
-        <w:t xml:space="preserve">Rivals</w:t>
+        <w:t xml:space="preserve">Relations</w:t>
       </w:r>
     </w:p>
     <w:p>
@@ -14012,7 +14817,7 @@
           <w:sz w:val="21"/>
           <w:szCs w:val="21"/>
         </w:rPr>
-        <w:t xml:space="preserve">Madekites — SLOP → What building is for — conquest vs devotion.</w:t>
+        <w:t xml:space="preserve">Sarkopekt — ally — Specialised mercenaries for advanced campaigns and strategic operations.</w:t>
       </w:r>
     </w:p>
     <w:p>
@@ -14026,7 +14831,63 @@
           <w:sz w:val="21"/>
           <w:szCs w:val="21"/>
         </w:rPr>
-        <w:t xml:space="preserve">Kraghs — SLOP → Hermit's Row — the Drakteni hold a settlement in the narrows; the Kraghs try to stave off the invasion.</w:t>
+        <w:t xml:space="preserve">Astravantheliad — ally — Technology for political immunity — quid pro quo, up to a point.</w:t>
+      </w:r>
+    </w:p>
+    <w:p>
+      <w:pPr>
+        <w:spacing w:after="140" w:line="300"/>
+      </w:pPr>
+      <w:r>
+        <w:rPr>
+          <w:rFonts w:ascii="Georgia" w:cs="Georgia" w:eastAsia="Georgia" w:hAnsi="Georgia"/>
+          <w:color w:val="1C1C20"/>
+          <w:sz w:val="21"/>
+          <w:szCs w:val="21"/>
+        </w:rPr>
+        <w:t xml:space="preserve">Madekites — enemy of — What building is for — conquest vs devotion.</w:t>
+      </w:r>
+    </w:p>
+    <w:p>
+      <w:pPr>
+        <w:spacing w:after="140" w:line="300"/>
+      </w:pPr>
+      <w:r>
+        <w:rPr>
+          <w:rFonts w:ascii="Georgia" w:cs="Georgia" w:eastAsia="Georgia" w:hAnsi="Georgia"/>
+          <w:color w:val="1C1C20"/>
+          <w:sz w:val="21"/>
+          <w:szCs w:val="21"/>
+        </w:rPr>
+        <w:t xml:space="preserve">Kraghs — enemy of — Hermit's Row — the Drakteni hold the narrows, the Kraghs try to break it.</w:t>
+      </w:r>
+    </w:p>
+    <w:p>
+      <w:pPr>
+        <w:spacing w:after="140" w:line="300"/>
+      </w:pPr>
+      <w:r>
+        <w:rPr>
+          <w:rFonts w:ascii="Georgia" w:cs="Georgia" w:eastAsia="Georgia" w:hAnsi="Georgia"/>
+          <w:color w:val="1C1C20"/>
+          <w:sz w:val="21"/>
+          <w:szCs w:val="21"/>
+        </w:rPr>
+        <w:t xml:space="preserve">Voldrastel — rival of them — Busy managing the expansion of the Drakteni.</w:t>
+      </w:r>
+    </w:p>
+    <w:p>
+      <w:pPr>
+        <w:spacing w:after="140" w:line="300"/>
+      </w:pPr>
+      <w:r>
+        <w:rPr>
+          <w:rFonts w:ascii="Georgia" w:cs="Georgia" w:eastAsia="Georgia" w:hAnsi="Georgia"/>
+          <w:color w:val="1C1C20"/>
+          <w:sz w:val="21"/>
+          <w:szCs w:val="21"/>
+        </w:rPr>
+        <w:t xml:space="preserve">Vorghith — preys on them — Scylla - a handful of ships vanish as the cost of expansion.</w:t>
       </w:r>
     </w:p>
     <w:p>
@@ -14868,6 +15729,93 @@
           <w:sz w:val="26"/>
           <w:szCs w:val="26"/>
         </w:rPr>
+        <w:t xml:space="preserve">Relations</w:t>
+      </w:r>
+    </w:p>
+    <w:p>
+      <w:pPr>
+        <w:spacing w:after="140" w:line="300"/>
+      </w:pPr>
+      <w:r>
+        <w:rPr>
+          <w:rFonts w:ascii="Georgia" w:cs="Georgia" w:eastAsia="Georgia" w:hAnsi="Georgia"/>
+          <w:color w:val="1C1C20"/>
+          <w:sz w:val="21"/>
+          <w:szCs w:val="21"/>
+        </w:rPr>
+        <w:t xml:space="preserve">Lenavorites — resents — The ledger falsifies the bloodline — a record they need buried.</w:t>
+      </w:r>
+    </w:p>
+    <w:p>
+      <w:pPr>
+        <w:spacing w:after="140" w:line="300"/>
+      </w:pPr>
+      <w:r>
+        <w:rPr>
+          <w:rFonts w:ascii="Georgia" w:cs="Georgia" w:eastAsia="Georgia" w:hAnsi="Georgia"/>
+          <w:color w:val="1C1C20"/>
+          <w:sz w:val="21"/>
+          <w:szCs w:val="21"/>
+        </w:rPr>
+        <w:t xml:space="preserve">Astravantheliad — rival of — Competition in the game of intellectual warfare.</w:t>
+      </w:r>
+    </w:p>
+    <w:p>
+      <w:pPr>
+        <w:spacing w:after="140" w:line="300"/>
+      </w:pPr>
+      <w:r>
+        <w:rPr>
+          <w:rFonts w:ascii="Georgia" w:cs="Georgia" w:eastAsia="Georgia" w:hAnsi="Georgia"/>
+          <w:color w:val="1C1C20"/>
+          <w:sz w:val="21"/>
+          <w:szCs w:val="21"/>
+        </w:rPr>
+        <w:t xml:space="preserve">Shassolin — rival of — Competition in the game of intellectual warfare.</w:t>
+      </w:r>
+    </w:p>
+    <w:p>
+      <w:pPr>
+        <w:spacing w:after="140" w:line="300"/>
+      </w:pPr>
+      <w:r>
+        <w:rPr>
+          <w:rFonts w:ascii="Georgia" w:cs="Georgia" w:eastAsia="Georgia" w:hAnsi="Georgia"/>
+          <w:color w:val="1C1C20"/>
+          <w:sz w:val="21"/>
+          <w:szCs w:val="21"/>
+        </w:rPr>
+        <w:t xml:space="preserve">Sarkopekt — wary of — Feeble in a real conflict — avoided, not fought.</w:t>
+      </w:r>
+    </w:p>
+    <w:p>
+      <w:pPr>
+        <w:spacing w:after="140" w:line="300"/>
+      </w:pPr>
+      <w:r>
+        <w:rPr>
+          <w:rFonts w:ascii="Georgia" w:cs="Georgia" w:eastAsia="Georgia" w:hAnsi="Georgia"/>
+          <w:color w:val="1C1C20"/>
+          <w:sz w:val="21"/>
+          <w:szCs w:val="21"/>
+        </w:rPr>
+        <w:t xml:space="preserve">Voldrastel — wary of — Feeble in a direct fight — deterred by the wardens.</w:t>
+      </w:r>
+    </w:p>
+    <w:p>
+      <w:pPr>
+        <w:pStyle w:val="Heading2"/>
+        <w:spacing w:after="100" w:line="300"/>
+      </w:pPr>
+      <w:r>
+        <w:rPr>
+          <w:rFonts w:ascii="Georgia" w:cs="Georgia" w:eastAsia="Georgia" w:hAnsi="Georgia"/>
+          <w:b/>
+          <w:bCs/>
+          <w:color w:val="1C1C20"/>
+          <w:sz w:val="26"/>
+          <w:szCs w:val="26"/>
+        </w:rPr>
         <w:t xml:space="preserve">Holdings</w:t>
       </w:r>
     </w:p>
@@ -15693,7 +16641,7 @@
           <w:sz w:val="26"/>
           <w:szCs w:val="26"/>
         </w:rPr>
-        <w:t xml:space="preserve">Holdings</w:t>
+        <w:t xml:space="preserve">Relations</w:t>
       </w:r>
     </w:p>
     <w:p>
@@ -15707,7 +16655,77 @@
           <w:sz w:val="21"/>
           <w:szCs w:val="21"/>
         </w:rPr>
-        <w:t xml:space="preserve">Ivory Isle, Dead Waters, Bay of Lost Hope, Wharf of St. Brannoch</w:t>
+        <w:t xml:space="preserve">Drakteni — ally — Specialised mercenaries for advanced campaigns and strategic operations.</w:t>
+      </w:r>
+    </w:p>
+    <w:p>
+      <w:pPr>
+        <w:spacing w:after="140" w:line="300"/>
+      </w:pPr>
+      <w:r>
+        <w:rPr>
+          <w:rFonts w:ascii="Georgia" w:cs="Georgia" w:eastAsia="Georgia" w:hAnsi="Georgia"/>
+          <w:color w:val="1C1C20"/>
+          <w:sz w:val="21"/>
+          <w:szCs w:val="21"/>
+        </w:rPr>
+        <w:t xml:space="preserve">Prezish — ally — The arms market — Prezish supply lines and brokered deals.</w:t>
+      </w:r>
+    </w:p>
+    <w:p>
+      <w:pPr>
+        <w:spacing w:after="140" w:line="300"/>
+      </w:pPr>
+      <w:r>
+        <w:rPr>
+          <w:rFonts w:ascii="Georgia" w:cs="Georgia" w:eastAsia="Georgia" w:hAnsi="Georgia"/>
+          <w:color w:val="1C1C20"/>
+          <w:sz w:val="21"/>
+          <w:szCs w:val="21"/>
+        </w:rPr>
+        <w:t xml:space="preserve">Vorghith — enemy of — The contract enemy — hired to drive them out.</w:t>
+      </w:r>
+    </w:p>
+    <w:p>
+      <w:pPr>
+        <w:spacing w:after="140" w:line="300"/>
+      </w:pPr>
+      <w:r>
+        <w:rPr>
+          <w:rFonts w:ascii="Georgia" w:cs="Georgia" w:eastAsia="Georgia" w:hAnsi="Georgia"/>
+          <w:color w:val="1C1C20"/>
+          <w:sz w:val="21"/>
+          <w:szCs w:val="21"/>
+        </w:rPr>
+        <w:t xml:space="preserve">Kraghs — no relation with — No relation — beneath them, and no profit either way.</w:t>
+      </w:r>
+    </w:p>
+    <w:p>
+      <w:pPr>
+        <w:spacing w:after="140" w:line="300"/>
+      </w:pPr>
+      <w:r>
+        <w:rPr>
+          <w:rFonts w:ascii="Georgia" w:cs="Georgia" w:eastAsia="Georgia" w:hAnsi="Georgia"/>
+          <w:color w:val="1C1C20"/>
+          <w:sz w:val="21"/>
+          <w:szCs w:val="21"/>
+        </w:rPr>
+        <w:t xml:space="preserve">Trusteki — ally — Lumber for safe passage - trade at the Bay of Lost Hope.</w:t>
+      </w:r>
+    </w:p>
+    <w:p>
+      <w:pPr>
+        <w:spacing w:after="140" w:line="300"/>
+      </w:pPr>
+      <w:r>
+        <w:rPr>
+          <w:rFonts w:ascii="Georgia" w:cs="Georgia" w:eastAsia="Georgia" w:hAnsi="Georgia"/>
+          <w:color w:val="1C1C20"/>
+          <w:sz w:val="21"/>
+          <w:szCs w:val="21"/>
+        </w:rPr>
+        <w:t xml:space="preserve">Cailendroffs — wary of them — Feeble in a real conflict — avoided, not fought.</w:t>
       </w:r>
     </w:p>
     <w:p>
@@ -15724,7 +16742,7 @@
           <w:sz w:val="26"/>
           <w:szCs w:val="26"/>
         </w:rPr>
-        <w:t xml:space="preserve">The Pincer of Dead Waters</w:t>
+        <w:t xml:space="preserve">Holdings</w:t>
       </w:r>
     </w:p>
     <w:p>
@@ -15738,7 +16756,7 @@
           <w:sz w:val="21"/>
           <w:szCs w:val="21"/>
         </w:rPr>
-        <w:t xml:space="preserve">SLOP → Every northern assault on the Wheat Fields had broken on the Lost Woods treeline. A Prowess warlord took the minimum slice of Industry to raise a single disposable shipyard on the then-unnamed northern bay. Double-move: the main host drove south from the north (the expected assault, drawing defenders to the treeline) while the shipyard-born flotilla landed on their flank/rear from the water. The most successful assault on the Lost Woods to date. The bay was named Dead Waters for what came out of it. 'Most successful assault' is the attacker's framing; the Lost Woods crusaders name the day a massacre / a drowning. The highlanders, who agreed to join the Mason-King's mercenary company in exchange for his services. Payment in men, not coin — Karalius came out of the deal with a fleet and an army. The warlord did not have a stroke of genius; he had a budget. Every prior assault on the Wheat Fields broke on the treeline because nobody was willing to pay Karalius' number. The one who finally was, won. The only defeat ever recorded of the belvarath. They gave ground in the Wheat Fields for the first time that day — on ground that is never paved because it is hallowed. For an order whose taboo is retreat and doubt, this is not a battle loss but a theological event: the standard failed the test, and every warlord ever turned back there learned it could be done. Worse, the tactic mirrored them — a two-pronged attack against an order whose entire discipline is holding two halves in balance. 156 years later the alministralum's edges began to break.</w:t>
+        <w:t xml:space="preserve">Ivory Isle, Dead Waters, Bay of Lost Hope, Wharf of St. Brannoch</w:t>
       </w:r>
     </w:p>
     <w:p>
@@ -15755,6 +16773,37 @@
           <w:sz w:val="26"/>
           <w:szCs w:val="26"/>
         </w:rPr>
+        <w:t xml:space="preserve">The Pincer of Dead Waters</w:t>
+      </w:r>
+    </w:p>
+    <w:p>
+      <w:pPr>
+        <w:spacing w:after="140" w:line="300"/>
+      </w:pPr>
+      <w:r>
+        <w:rPr>
+          <w:rFonts w:ascii="Georgia" w:cs="Georgia" w:eastAsia="Georgia" w:hAnsi="Georgia"/>
+          <w:color w:val="1C1C20"/>
+          <w:sz w:val="21"/>
+          <w:szCs w:val="21"/>
+        </w:rPr>
+        <w:t xml:space="preserve">WIP → Every northern assault on the Wheat Fields had broken on the Lost Woods treeline. A Prowess warlord took the minimum slice of Industry to raise a single disposable shipyard on the then-unnamed northern bay. Double-move: the main host drove south from the north (the expected assault, drawing defenders to the treeline) while the shipyard-born flotilla landed on their flank/rear from the water. The most successful assault on the Lost Woods to date. The bay was named Dead Waters for what came out of it. 'Most successful assault' is the attacker's framing; the Lost Woods crusaders name the day a massacre / a drowning. The highlanders, who agreed to join the Mason-King's mercenary company in exchange for his services. Payment in men, not coin — Karalius came out of the deal with a fleet and an army. The warlord did not have a stroke of genius; he had a budget. Every prior assault on the Wheat Fields broke on the treeline because nobody was willing to pay Karalius' number. The one who finally was, won. The only defeat ever recorded of the Belvareth. They gave ground in the Wheat Fields for the first time that day — on ground that is never paved because it is hallowed. For an order whose taboo is retreat and doubt, this is not a battle loss but a theological event: the standard failed the test, and every warlord ever turned back there learned it could be done. Worse, the tactic mirrored them — a two-pronged attack against an order whose entire discipline is holding two halves in balance. 156 years later the alministralum's edges began to break.</w:t>
+      </w:r>
+    </w:p>
+    <w:p>
+      <w:pPr>
+        <w:pStyle w:val="Heading2"/>
+        <w:spacing w:after="100" w:line="300"/>
+      </w:pPr>
+      <w:r>
+        <w:rPr>
+          <w:rFonts w:ascii="Georgia" w:cs="Georgia" w:eastAsia="Georgia" w:hAnsi="Georgia"/>
+          <w:b/>
+          <w:bCs/>
+          <w:color w:val="1C1C20"/>
+          <w:sz w:val="26"/>
+          <w:szCs w:val="26"/>
+        </w:rPr>
         <w:t xml:space="preserve">Mason-King Karalius II</w:t>
       </w:r>
     </w:p>
@@ -15769,7 +16818,7 @@
           <w:sz w:val="21"/>
           <w:szCs w:val="21"/>
         </w:rPr>
-        <w:t xml:space="preserve">SLOP → Sarkopekt. Famous shipwright and builder of masonry citadels, seated at Ivory Isle. His wealth is recognized — not self-styled, not contested; the title is acknowledged because the money is undeniable. The expensive solution that always works. You do not hire Karalius because he is clever; you hire him because you have run out of cheaper options and you need the thing to actually happen. The price is the price, and the wall stands, and the ship floats. Ii implies a Karalius I — an anomaly in a culture whose succession is merit, intrigue, and strength. Likely the Industry craft-lineage numeral worn as a crown: a workshop convention repurposed as royal succession. He is not complicit; he is infrastructure. Whatever you use him for is on you. The Voldrastel refuse to deal with him on principle; the Prezish keep his terms on file.</w:t>
+        <w:t xml:space="preserve">WIP → Sarkopekt. Famous shipwright and builder of masonry citadels, seated at Ivory Isle. His wealth is recognized — not self-styled, not contested; the title is acknowledged because the money is undeniable. The expensive solution that always works. You do not hire Karalius because he is clever; you hire him because you have run out of cheaper options and you need the thing to actually happen. The price is the price, and the wall stands, and the ship floats. Ii implies a Karalius I — an anomaly in a culture whose succession is merit, intrigue, and strength. Likely the Industry craft-lineage numeral worn as a crown: a workshop convention repurposed as royal succession. He is not complicit; he is infrastructure. Whatever you use him for is on you. The Voldrastel refuse to deal with him on principle; the Prezish keep his terms on file.</w:t>
       </w:r>
     </w:p>
     <w:p>
@@ -16615,7 +17664,7 @@
           <w:sz w:val="21"/>
           <w:szCs w:val="21"/>
         </w:rPr>
-        <w:t xml:space="preserve">SLOP → One shared account. Complete egalitarians who are also, all of them, wealthy — the isle operates as a single pooled endowment. If you need money you withdraw; if you do not, you put in. This is not communal idealism, it is a liquidity pool, and it does three things. Nobody accumulates, so nobody can be leveraged — their taboo about being indebted to another is enforced by the structure rather than by virtue. The fund is always deployable, because idle money returns to it, which is what lets an entire isle underwrite sixty-year research projects. And there is no such thing as an Astravantheliad debt crisis, a ruined family, or a fortune to seize: an invader takes an island, not a treasury. Wealth is Flat, so it cannot be the currency of status — which leaves expertise as the only differentiator, and is why the technocracy's meritocracy holds.</w:t>
+        <w:t xml:space="preserve">WIP → One shared account. Complete egalitarians who are also, all of them, wealthy — the isle operates as a single pooled endowment. If you need money you withdraw; if you do not, you put in. This is not communal idealism, it is a liquidity pool, and it does three things. Nobody accumulates, so nobody can be leveraged — their taboo about being indebted to another is enforced by the structure rather than by virtue. The fund is always deployable, because idle money returns to it, which is what lets an entire isle underwrite sixty-year research projects. And there is no such thing as an Astravantheliad debt crisis, a ruined family, or a fortune to seize: an invader takes an island, not a treasury. Wealth is Flat, so it cannot be the currency of status — which leaves expertise as the only differentiator, and is why the technocracy's meritocracy holds.</w:t>
       </w:r>
     </w:p>
     <w:p>
@@ -16646,7 +17695,7 @@
           <w:sz w:val="21"/>
           <w:szCs w:val="21"/>
         </w:rPr>
-        <w:t xml:space="preserve">SLOP → Mediocre and decently equipped. Every citizen carries basic military training as part of the four-domain baseline, so they field a competent militia: everyone has had the drill, the kit is good, nobody is a specialist. Enough to hold their own island and be a real cost to invade; nowhere near enough to project force or take ground from people who do that professionally. That threshold is exactly why the office exists — a defenceless centre would be a prize and the Duke would be somebody's puppet within a generation, while a centre that could compel would arbitrate at swordpoint like everyone else. The office is the instrument of A people who can defend but cannot compel. Contrast the Drakteni: the same Industry capacity for equipment, opposite application — they forge the advantage and take ground with it; the centre equips everyone adequately and takes ground from no one. The kit is insurance, not a plan.</w:t>
+        <w:t xml:space="preserve">WIP → Mediocre and decently equipped. Every citizen carries basic military training as part of the four-domain baseline, so they field a competent militia: everyone has had the drill, the kit is good, nobody is a specialist. Enough to hold their own island and be a real cost to invade; nowhere near enough to project force or take ground from people who do that professionally. That threshold is exactly why the office exists — a defenceless centre would be a prize and the Duke would be somebody's puppet within a generation, while a centre that could compel would arbitrate at swordpoint like everyone else. The office is the instrument of A people who can defend but cannot compel. Contrast the Drakteni: the same Industry capacity for equipment, opposite application — they forge the advantage and take ground with it; the centre equips everyone adequately and takes ground from no one. The kit is insurance, not a plan.</w:t>
       </w:r>
     </w:p>
     <w:p>
@@ -16677,7 +17726,7 @@
           <w:sz w:val="21"/>
           <w:szCs w:val="21"/>
         </w:rPr>
-        <w:t xml:space="preserve">SLOP → An academically led technocracy focused on myopic, specific problems, each citizen dedicating a whole life to one pursuit. Those with the best outcomes and greatest products are voted into the technocratic senate that takes court with the Duke, representing the most influential members of Vaelohk.</w:t>
+        <w:t xml:space="preserve">WIP → An academically led technocracy focused on myopic, specific problems, each citizen dedicating a whole life to one pursuit. Those with the best outcomes and greatest products are voted into the technocratic senate that takes court with the Duke, representing the most influential members of Vaelohk.</w:t>
       </w:r>
     </w:p>
     <w:p>
@@ -16708,7 +17757,136 @@
           <w:sz w:val="21"/>
           <w:szCs w:val="21"/>
         </w:rPr>
-        <w:t xml:space="preserve">SLOP → The primary delegates other cultures interact with during envoys and diplomatic negotiation. Even when not participating, they are at the center of influence. Knowledge is indeed power.</w:t>
+        <w:t xml:space="preserve">WIP → The primary delegates other cultures interact with during envoys and diplomatic negotiation. Even when not participating, they are at the center of influence. Knowledge is indeed power.</w:t>
+      </w:r>
+    </w:p>
+    <w:p>
+      <w:pPr>
+        <w:pStyle w:val="Heading2"/>
+        <w:spacing w:after="100" w:line="300"/>
+      </w:pPr>
+      <w:r>
+        <w:rPr>
+          <w:rFonts w:ascii="Georgia" w:cs="Georgia" w:eastAsia="Georgia" w:hAnsi="Georgia"/>
+          <w:b/>
+          <w:bCs/>
+          <w:color w:val="1C1C20"/>
+          <w:sz w:val="26"/>
+          <w:szCs w:val="26"/>
+        </w:rPr>
+        <w:t xml:space="preserve">Relations</w:t>
+      </w:r>
+    </w:p>
+    <w:p>
+      <w:pPr>
+        <w:spacing w:after="140" w:line="300"/>
+      </w:pPr>
+      <w:r>
+        <w:rPr>
+          <w:rFonts w:ascii="Georgia" w:cs="Georgia" w:eastAsia="Georgia" w:hAnsi="Georgia"/>
+          <w:color w:val="1C1C20"/>
+          <w:sz w:val="21"/>
+          <w:szCs w:val="21"/>
+        </w:rPr>
+        <w:t xml:space="preserve">Lenavorites — depends on — The archive is the knowledge-state's foundation — a dependency, not a rivalry.</w:t>
+      </w:r>
+    </w:p>
+    <w:p>
+      <w:pPr>
+        <w:spacing w:after="140" w:line="300"/>
+      </w:pPr>
+      <w:r>
+        <w:rPr>
+          <w:rFonts w:ascii="Georgia" w:cs="Georgia" w:eastAsia="Georgia" w:hAnsi="Georgia"/>
+          <w:color w:val="1C1C20"/>
+          <w:sz w:val="21"/>
+          <w:szCs w:val="21"/>
+        </w:rPr>
+        <w:t xml:space="preserve">Prezish — patron of — The rare-goods pipeline — the collector at the clean end of a dirty chain.</w:t>
+      </w:r>
+    </w:p>
+    <w:p>
+      <w:pPr>
+        <w:spacing w:after="140" w:line="300"/>
+      </w:pPr>
+      <w:r>
+        <w:rPr>
+          <w:rFonts w:ascii="Georgia" w:cs="Georgia" w:eastAsia="Georgia" w:hAnsi="Georgia"/>
+          <w:color w:val="1C1C20"/>
+          <w:sz w:val="21"/>
+          <w:szCs w:val="21"/>
+        </w:rPr>
+        <w:t xml:space="preserve">Shassolin — tolerates — Tolerated — sovereignty respected even for the false faith.</w:t>
+      </w:r>
+    </w:p>
+    <w:p>
+      <w:pPr>
+        <w:spacing w:after="140" w:line="300"/>
+      </w:pPr>
+      <w:r>
+        <w:rPr>
+          <w:rFonts w:ascii="Georgia" w:cs="Georgia" w:eastAsia="Georgia" w:hAnsi="Georgia"/>
+          <w:color w:val="1C1C20"/>
+          <w:sz w:val="21"/>
+          <w:szCs w:val="21"/>
+        </w:rPr>
+        <w:t xml:space="preserve">Cailendroffs — tolerates — Tolerated — sovereignty respected even for the false bloodline.</w:t>
+      </w:r>
+    </w:p>
+    <w:p>
+      <w:pPr>
+        <w:spacing w:after="140" w:line="300"/>
+      </w:pPr>
+      <w:r>
+        <w:rPr>
+          <w:rFonts w:ascii="Georgia" w:cs="Georgia" w:eastAsia="Georgia" w:hAnsi="Georgia"/>
+          <w:color w:val="1C1C20"/>
+          <w:sz w:val="21"/>
+          <w:szCs w:val="21"/>
+        </w:rPr>
+        <w:t xml:space="preserve">Ossensteins — denies — Officially they aren't real — the state denies the Ossensteins exist.</w:t>
+      </w:r>
+    </w:p>
+    <w:p>
+      <w:pPr>
+        <w:spacing w:after="140" w:line="300"/>
+      </w:pPr>
+      <w:r>
+        <w:rPr>
+          <w:rFonts w:ascii="Georgia" w:cs="Georgia" w:eastAsia="Georgia" w:hAnsi="Georgia"/>
+          <w:color w:val="1C1C20"/>
+          <w:sz w:val="21"/>
+          <w:szCs w:val="21"/>
+        </w:rPr>
+        <w:t xml:space="preserve">Madekites — ally — Shared hunger for lost technology — the Basilica's secrets.</w:t>
+      </w:r>
+    </w:p>
+    <w:p>
+      <w:pPr>
+        <w:spacing w:after="140" w:line="300"/>
+      </w:pPr>
+      <w:r>
+        <w:rPr>
+          <w:rFonts w:ascii="Georgia" w:cs="Georgia" w:eastAsia="Georgia" w:hAnsi="Georgia"/>
+          <w:color w:val="1C1C20"/>
+          <w:sz w:val="21"/>
+          <w:szCs w:val="21"/>
+        </w:rPr>
+        <w:t xml:space="preserve">Drakteni — ally them — Technology for political immunity — quid pro quo, up to a point.</w:t>
+      </w:r>
+    </w:p>
+    <w:p>
+      <w:pPr>
+        <w:spacing w:after="140" w:line="300"/>
+      </w:pPr>
+      <w:r>
+        <w:rPr>
+          <w:rFonts w:ascii="Georgia" w:cs="Georgia" w:eastAsia="Georgia" w:hAnsi="Georgia"/>
+          <w:color w:val="1C1C20"/>
+          <w:sz w:val="21"/>
+          <w:szCs w:val="21"/>
+        </w:rPr>
+        <w:t xml:space="preserve">Vorghith — preys on them — The only ones daring - or stupid enough - to commandeer the Prezish or raid the Vaelohk coast.</w:t>
       </w:r>
     </w:p>
     <w:p>
@@ -17550,7 +18728,7 @@
           <w:sz w:val="26"/>
           <w:szCs w:val="26"/>
         </w:rPr>
-        <w:t xml:space="preserve">Holdings</w:t>
+        <w:t xml:space="preserve">Relations</w:t>
       </w:r>
     </w:p>
     <w:p>
@@ -17564,17 +18742,55 @@
           <w:sz w:val="21"/>
           <w:szCs w:val="21"/>
         </w:rPr>
-        <w:t xml:space="preserve">Prophet's Landing</w:t>
-      </w:r>
-    </w:p>
-    <w:p>
-      <w:pPr>
-        <w:pStyle w:val="Heading1"/>
-        <w:pageBreakBefore/>
-        <w:pBdr>
-          <w:bottom w:val="single" w:color="C9C6BF" w:sz="6" w:space="6"/>
-        </w:pBdr>
-        <w:spacing w:after="240" w:line="300"/>
+        <w:t xml:space="preserve">Prezish — controls — Rumoured to manage the Prezish trade and brokering.</w:t>
+      </w:r>
+    </w:p>
+    <w:p>
+      <w:pPr>
+        <w:spacing w:after="140" w:line="300"/>
+      </w:pPr>
+      <w:r>
+        <w:rPr>
+          <w:rFonts w:ascii="Georgia" w:cs="Georgia" w:eastAsia="Georgia" w:hAnsi="Georgia"/>
+          <w:color w:val="1C1C20"/>
+          <w:sz w:val="21"/>
+          <w:szCs w:val="21"/>
+        </w:rPr>
+        <w:t xml:space="preserve">Shassolin — controls — Rumoured to manage the Shassolin's trade and religion.</w:t>
+      </w:r>
+    </w:p>
+    <w:p>
+      <w:pPr>
+        <w:spacing w:after="140" w:line="300"/>
+      </w:pPr>
+      <w:r>
+        <w:rPr>
+          <w:rFonts w:ascii="Georgia" w:cs="Georgia" w:eastAsia="Georgia" w:hAnsi="Georgia"/>
+          <w:color w:val="1C1C20"/>
+          <w:sz w:val="21"/>
+          <w:szCs w:val="21"/>
+        </w:rPr>
+        <w:t xml:space="preserve">Lenavorites — no relation with them — No record - the record-keepers have never entered the Ossensteins into the ledger.</w:t>
+      </w:r>
+    </w:p>
+    <w:p>
+      <w:pPr>
+        <w:spacing w:after="140" w:line="300"/>
+      </w:pPr>
+      <w:r>
+        <w:rPr>
+          <w:rFonts w:ascii="Georgia" w:cs="Georgia" w:eastAsia="Georgia" w:hAnsi="Georgia"/>
+          <w:color w:val="1C1C20"/>
+          <w:sz w:val="21"/>
+          <w:szCs w:val="21"/>
+        </w:rPr>
+        <w:t xml:space="preserve">Astravantheliad — denies them — Officially they aren't real — the state denies the Ossensteins exist.</w:t>
+      </w:r>
+    </w:p>
+    <w:p>
+      <w:pPr>
+        <w:pStyle w:val="Heading2"/>
+        <w:spacing w:after="100" w:line="300"/>
       </w:pPr>
       <w:r>
         <w:rPr>
@@ -17582,232 +18798,24 @@
           <w:b/>
           <w:bCs/>
           <w:color w:val="1C1C20"/>
-          <w:sz w:val="48"/>
-          <w:szCs w:val="48"/>
-        </w:rPr>
-        <w:t xml:space="preserve">The Age of Darkness</w:t>
-      </w:r>
-    </w:p>
-    <w:p>
-      <w:pPr>
-        <w:spacing w:after="200" w:line="300"/>
-      </w:pPr>
-      <w:r>
-        <w:rPr>
-          <w:rFonts w:ascii="Georgia" w:cs="Georgia" w:eastAsia="Georgia" w:hAnsi="Georgia"/>
-          <w:color w:val="6B6B73"/>
-          <w:sz w:val="18"/>
-          <w:szCs w:val="18"/>
-        </w:rPr>
-        <w:t xml:space="preserve">Before the count. No firm reckoning survives; the True Word records only that it was.</w:t>
-      </w:r>
-    </w:p>
-    <w:p>
-      <w:pPr>
-        <w:spacing w:after="140" w:line="340"/>
-      </w:pPr>
-      <w:r>
-        <w:rPr>
-          <w:rFonts w:ascii="Georgia" w:cs="Georgia" w:eastAsia="Georgia" w:hAnsi="Georgia"/>
-          <w:color w:val="1C1C20"/>
-          <w:sz w:val="23"/>
-          <w:szCs w:val="23"/>
-        </w:rPr>
-        <w:t xml:space="preserve">SLOP → The old gods brought four peoples into the four corners of the world.</w:t>
-      </w:r>
-    </w:p>
-    <w:p>
-      <w:pPr>
-        <w:pStyle w:val="Heading2"/>
-        <w:spacing w:after="100" w:line="300"/>
-      </w:pPr>
-      <w:r>
-        <w:rPr>
-          <w:rFonts w:ascii="Georgia" w:cs="Georgia" w:eastAsia="Georgia" w:hAnsi="Georgia"/>
-          <w:b/>
-          <w:bCs/>
-          <w:color w:val="1C1C20"/>
           <w:sz w:val="26"/>
           <w:szCs w:val="26"/>
         </w:rPr>
-        <w:t xml:space="preserve">Trusteki</w:t>
-      </w:r>
-    </w:p>
-    <w:p>
-      <w:pPr>
-        <w:spacing w:after="140" w:line="340"/>
-      </w:pPr>
-      <w:r>
-        <w:rPr>
-          <w:rFonts w:ascii="Georgia" w:cs="Georgia" w:eastAsia="Georgia" w:hAnsi="Georgia"/>
-          <w:color w:val="1C1C20"/>
-          <w:sz w:val="23"/>
-          <w:szCs w:val="23"/>
-        </w:rPr>
-        <w:t xml:space="preserve">SLOP → Formed as farmers worshipping the old deity Trusti, in the old continent of the ancient Coloured Mountains.</w:t>
-      </w:r>
-    </w:p>
-    <w:p>
-      <w:pPr>
-        <w:spacing w:after="140" w:line="340"/>
-      </w:pPr>
-      <w:r>
-        <w:rPr>
-          <w:rFonts w:ascii="Georgia" w:cs="Georgia" w:eastAsia="Georgia" w:hAnsi="Georgia"/>
-          <w:color w:val="1C1C20"/>
-          <w:sz w:val="23"/>
-          <w:szCs w:val="23"/>
-        </w:rPr>
-        <w:t xml:space="preserve">SLOP → Grew beyond subsistence farming, passing knowledge down as oral tradition through family lines. A peaceful people who traded fairly and easily to raise everyone's quality of life — which let them learn advanced technique quickly: animal husbandry, the ship, baggage carts for long travel. This brought them to Crag Pass, and taught them the dangers of the south.</w:t>
-      </w:r>
-    </w:p>
-    <w:p>
-      <w:pPr>
-        <w:pStyle w:val="Heading2"/>
-        <w:spacing w:after="100" w:line="300"/>
-      </w:pPr>
-      <w:r>
-        <w:rPr>
-          <w:rFonts w:ascii="Georgia" w:cs="Georgia" w:eastAsia="Georgia" w:hAnsi="Georgia"/>
-          <w:b/>
-          <w:bCs/>
-          <w:color w:val="1C1C20"/>
-          <w:sz w:val="26"/>
-          <w:szCs w:val="26"/>
-        </w:rPr>
-        <w:t xml:space="preserve">Draggath</w:t>
-      </w:r>
-    </w:p>
-    <w:p>
-      <w:pPr>
-        <w:spacing w:after="140" w:line="340"/>
-      </w:pPr>
-      <w:r>
-        <w:rPr>
-          <w:rFonts w:ascii="Georgia" w:cs="Georgia" w:eastAsia="Georgia" w:hAnsi="Georgia"/>
-          <w:color w:val="1C1C20"/>
-          <w:sz w:val="23"/>
-          <w:szCs w:val="23"/>
-        </w:rPr>
-        <w:t xml:space="preserve">SLOP → Formed as warriors under the Draggath Monarchy — eager expansionists following the monarch's commands, believing the monarch to be the ear and Warrior-Prophet of the old god Cailen.</w:t>
-      </w:r>
-    </w:p>
-    <w:p>
-      <w:pPr>
-        <w:spacing w:after="140" w:line="340"/>
-      </w:pPr>
-      <w:r>
-        <w:rPr>
-          <w:rFonts w:ascii="Georgia" w:cs="Georgia" w:eastAsia="Georgia" w:hAnsi="Georgia"/>
-          <w:color w:val="1C1C20"/>
-          <w:sz w:val="23"/>
-          <w:szCs w:val="23"/>
-        </w:rPr>
-        <w:t xml:space="preserve">SLOP → At its zenith. The land itself named for Draggath — a land of plenty, easy to farm, much time spent training for war in coliseums, training grounds, and grand tournaments. The largest empire in the known world, barred only by natural obstacle: the southern Lost Woods and the Sea of Drakes (named for the folklore of it destroying ships that tried to cross).</w:t>
-      </w:r>
-    </w:p>
-    <w:p>
-      <w:pPr>
-        <w:pStyle w:val="Heading2"/>
-        <w:spacing w:after="100" w:line="300"/>
-      </w:pPr>
-      <w:r>
-        <w:rPr>
-          <w:rFonts w:ascii="Georgia" w:cs="Georgia" w:eastAsia="Georgia" w:hAnsi="Georgia"/>
-          <w:b/>
-          <w:bCs/>
-          <w:color w:val="1C1C20"/>
-          <w:sz w:val="26"/>
-          <w:szCs w:val="26"/>
-        </w:rPr>
-        <w:t xml:space="preserve">Ithiss</w:t>
-      </w:r>
-    </w:p>
-    <w:p>
-      <w:pPr>
-        <w:spacing w:after="140" w:line="340"/>
-      </w:pPr>
-      <w:r>
-        <w:rPr>
-          <w:rFonts w:ascii="Georgia" w:cs="Georgia" w:eastAsia="Georgia" w:hAnsi="Georgia"/>
-          <w:color w:val="1C1C20"/>
-          <w:sz w:val="23"/>
-          <w:szCs w:val="23"/>
-        </w:rPr>
-        <w:t xml:space="preserve">SLOP → Far south-west. Nomadic and sparse, incapable of trusting one another and rejecting the old god that brought them together, Clypso. Built underground cities against an inhospitable land, and used the network to travel in secret — finding and controlling natural chokepoints such as the Crag Pass (narrow paths, labyrinths, slot canyons).</w:t>
-      </w:r>
-    </w:p>
-    <w:p>
-      <w:pPr>
-        <w:spacing w:after="140" w:line="340"/>
-      </w:pPr>
-      <w:r>
-        <w:rPr>
-          <w:rFonts w:ascii="Georgia" w:cs="Georgia" w:eastAsia="Georgia" w:hAnsi="Georgia"/>
-          <w:color w:val="1C1C20"/>
-          <w:sz w:val="23"/>
-          <w:szCs w:val="23"/>
-        </w:rPr>
-        <w:t xml:space="preserve">SLOP → Some, seeing the bounty taken in ambushes on Trusteki caravans, believed life could be improved — and ventured north through the Marrow Shoals and Crag Pass to learn a new way of life.</w:t>
-      </w:r>
-    </w:p>
-    <w:p>
-      <w:pPr>
-        <w:pStyle w:val="Heading2"/>
-        <w:spacing w:after="100" w:line="300"/>
-      </w:pPr>
-      <w:r>
-        <w:rPr>
-          <w:rFonts w:ascii="Georgia" w:cs="Georgia" w:eastAsia="Georgia" w:hAnsi="Georgia"/>
-          <w:b/>
-          <w:bCs/>
-          <w:color w:val="1C1C20"/>
-          <w:sz w:val="26"/>
-          <w:szCs w:val="26"/>
-        </w:rPr>
-        <w:t xml:space="preserve">Lenavorites</w:t>
-      </w:r>
-    </w:p>
-    <w:p>
-      <w:pPr>
-        <w:spacing w:after="140" w:line="340"/>
-      </w:pPr>
-      <w:r>
-        <w:rPr>
-          <w:rFonts w:ascii="Georgia" w:cs="Georgia" w:eastAsia="Georgia" w:hAnsi="Georgia"/>
-          <w:color w:val="1C1C20"/>
-          <w:sz w:val="23"/>
-          <w:szCs w:val="23"/>
-        </w:rPr>
-        <w:t xml:space="preserve">SLOP → South-east. Worshipped the old gods fervently, forming a tradition of bare sustenance and the appeasement of the deities of old.</w:t>
-      </w:r>
-    </w:p>
-    <w:p>
-      <w:pPr>
-        <w:spacing w:after="140" w:line="340"/>
-      </w:pPr>
-      <w:r>
-        <w:rPr>
-          <w:rFonts w:ascii="Georgia" w:cs="Georgia" w:eastAsia="Georgia" w:hAnsi="Georgia"/>
-          <w:color w:val="1C1C20"/>
-          <w:sz w:val="23"/>
-          <w:szCs w:val="23"/>
-        </w:rPr>
-        <w:t xml:space="preserve">SLOP → After hundreds of generations of pious worship in the Great Basilicas of their time — and generations of poverty, starvation, and self-mortification — seeds of doubt formed. The old gods' names faded into quietude. They migrated north and west from the frozen tundra and named the land after themselves: Lenaveron — the first written record in the world. The old gods were forgotten in the desolate tundra; graveyards and basilicas left to crumble.</w:t>
-      </w:r>
-    </w:p>
-    <w:p>
-      <w:pPr>
-        <w:spacing w:after="140" w:line="340"/>
-      </w:pPr>
-      <w:r>
-        <w:rPr>
-          <w:rFonts w:ascii="Georgia" w:cs="Georgia" w:eastAsia="Georgia" w:hAnsi="Georgia"/>
-          <w:color w:val="1C1C20"/>
-          <w:sz w:val="23"/>
-          <w:szCs w:val="23"/>
-        </w:rPr>
-        <w:t xml:space="preserve">SLOP → Those crumbling basilicas become the Tombs of the Old Gods. The old gods died of abandonment — the divinity rule demonstrated in the world's own prehistory, by the very people who would later invent the papacy.</w:t>
+        <w:t xml:space="preserve">Holdings</w:t>
+      </w:r>
+    </w:p>
+    <w:p>
+      <w:pPr>
+        <w:spacing w:after="140" w:line="300"/>
+      </w:pPr>
+      <w:r>
+        <w:rPr>
+          <w:rFonts w:ascii="Georgia" w:cs="Georgia" w:eastAsia="Georgia" w:hAnsi="Georgia"/>
+          <w:color w:val="1C1C20"/>
+          <w:sz w:val="21"/>
+          <w:szCs w:val="21"/>
+        </w:rPr>
+        <w:t xml:space="preserve">Prophet's Landing</w:t>
       </w:r>
     </w:p>
     <w:sectPr>
